--- a/Java Backend.docx
+++ b/Java Backend.docx
@@ -25,7 +25,6 @@
         </w:rPr>
         <w:t xml:space="preserve">Java </w:t>
       </w:r>
-      <w:proofErr w:type="spellStart"/>
       <w:r>
         <w:rPr>
           <w:rFonts w:ascii="Courier New" w:eastAsia="Times New Roman" w:hAnsi="Courier New" w:cs="Courier New"/>
@@ -34,11 +33,10 @@
           <w:color w:val="000000"/>
           <w:sz w:val="52"/>
           <w:szCs w:val="52"/>
-          <w:lang w:eastAsia="tr-TR"/>
+          <w:lang w:val="en-US" w:eastAsia="tr-TR"/>
         </w:rPr>
         <w:t>Backend</w:t>
       </w:r>
-      <w:proofErr w:type="spellEnd"/>
       <w:r>
         <w:rPr>
           <w:rFonts w:ascii="Courier New" w:eastAsia="Times New Roman" w:hAnsi="Courier New" w:cs="Courier New"/>
@@ -497,7 +495,29 @@
           <w:szCs w:val="28"/>
           <w:lang w:eastAsia="tr-TR"/>
         </w:rPr>
-        <w:t xml:space="preserve"> and </w:t>
+        <w:t xml:space="preserve"> </w:t>
+      </w:r>
+      <w:proofErr w:type="spellStart"/>
+      <w:r>
+        <w:rPr>
+          <w:rFonts w:ascii="Courier New" w:eastAsia="Times New Roman" w:hAnsi="Courier New" w:cs="Courier New"/>
+          <w:color w:val="000000"/>
+          <w:sz w:val="28"/>
+          <w:szCs w:val="28"/>
+          <w:lang w:eastAsia="tr-TR"/>
+        </w:rPr>
+        <w:t>and</w:t>
+      </w:r>
+      <w:proofErr w:type="spellEnd"/>
+      <w:r>
+        <w:rPr>
+          <w:rFonts w:ascii="Courier New" w:eastAsia="Times New Roman" w:hAnsi="Courier New" w:cs="Courier New"/>
+          <w:color w:val="000000"/>
+          <w:sz w:val="28"/>
+          <w:szCs w:val="28"/>
+          <w:lang w:eastAsia="tr-TR"/>
+        </w:rPr>
+        <w:t xml:space="preserve"> </w:t>
       </w:r>
       <w:proofErr w:type="spellStart"/>
       <w:r>
@@ -621,15 +641,27 @@
           <w:lang w:eastAsia="tr-TR"/>
         </w:rPr>
       </w:pPr>
-      <w:r>
-        <w:rPr>
-          <w:rFonts w:ascii="Courier New" w:eastAsia="Times New Roman" w:hAnsi="Courier New" w:cs="Courier New"/>
-          <w:color w:val="000000"/>
-          <w:sz w:val="28"/>
-          <w:szCs w:val="28"/>
-          <w:lang w:eastAsia="tr-TR"/>
-        </w:rPr>
-        <w:t xml:space="preserve">Maven </w:t>
+      <w:proofErr w:type="spellStart"/>
+      <w:r>
+        <w:rPr>
+          <w:rFonts w:ascii="Courier New" w:eastAsia="Times New Roman" w:hAnsi="Courier New" w:cs="Courier New"/>
+          <w:color w:val="000000"/>
+          <w:sz w:val="28"/>
+          <w:szCs w:val="28"/>
+          <w:lang w:eastAsia="tr-TR"/>
+        </w:rPr>
+        <w:t>Maven</w:t>
+      </w:r>
+      <w:proofErr w:type="spellEnd"/>
+      <w:r>
+        <w:rPr>
+          <w:rFonts w:ascii="Courier New" w:eastAsia="Times New Roman" w:hAnsi="Courier New" w:cs="Courier New"/>
+          <w:color w:val="000000"/>
+          <w:sz w:val="28"/>
+          <w:szCs w:val="28"/>
+          <w:lang w:eastAsia="tr-TR"/>
+        </w:rPr>
+        <w:t xml:space="preserve"> </w:t>
       </w:r>
       <w:proofErr w:type="spellStart"/>
       <w:r>
@@ -739,7 +771,51 @@
           <w:szCs w:val="28"/>
           <w:lang w:eastAsia="tr-TR"/>
         </w:rPr>
-        <w:t xml:space="preserve">, build and </w:t>
+        <w:t xml:space="preserve">, </w:t>
+      </w:r>
+      <w:proofErr w:type="spellStart"/>
+      <w:r>
+        <w:rPr>
+          <w:rFonts w:ascii="Courier New" w:eastAsia="Times New Roman" w:hAnsi="Courier New" w:cs="Courier New"/>
+          <w:color w:val="000000"/>
+          <w:sz w:val="28"/>
+          <w:szCs w:val="28"/>
+          <w:lang w:eastAsia="tr-TR"/>
+        </w:rPr>
+        <w:t>build</w:t>
+      </w:r>
+      <w:proofErr w:type="spellEnd"/>
+      <w:r>
+        <w:rPr>
+          <w:rFonts w:ascii="Courier New" w:eastAsia="Times New Roman" w:hAnsi="Courier New" w:cs="Courier New"/>
+          <w:color w:val="000000"/>
+          <w:sz w:val="28"/>
+          <w:szCs w:val="28"/>
+          <w:lang w:eastAsia="tr-TR"/>
+        </w:rPr>
+        <w:t xml:space="preserve"> </w:t>
+      </w:r>
+      <w:proofErr w:type="spellStart"/>
+      <w:r>
+        <w:rPr>
+          <w:rFonts w:ascii="Courier New" w:eastAsia="Times New Roman" w:hAnsi="Courier New" w:cs="Courier New"/>
+          <w:color w:val="000000"/>
+          <w:sz w:val="28"/>
+          <w:szCs w:val="28"/>
+          <w:lang w:eastAsia="tr-TR"/>
+        </w:rPr>
+        <w:t>and</w:t>
+      </w:r>
+      <w:proofErr w:type="spellEnd"/>
+      <w:r>
+        <w:rPr>
+          <w:rFonts w:ascii="Courier New" w:eastAsia="Times New Roman" w:hAnsi="Courier New" w:cs="Courier New"/>
+          <w:color w:val="000000"/>
+          <w:sz w:val="28"/>
+          <w:szCs w:val="28"/>
+          <w:lang w:eastAsia="tr-TR"/>
+        </w:rPr>
+        <w:t xml:space="preserve"> </w:t>
       </w:r>
       <w:proofErr w:type="spellStart"/>
       <w:r>
@@ -824,7 +900,33 @@
           <w:szCs w:val="36"/>
           <w:lang w:eastAsia="tr-TR"/>
         </w:rPr>
-        <w:t xml:space="preserve"> Maven Works: </w:t>
+        <w:t xml:space="preserve"> </w:t>
+      </w:r>
+      <w:proofErr w:type="spellStart"/>
+      <w:r>
+        <w:rPr>
+          <w:rFonts w:ascii="Courier New" w:eastAsia="Times New Roman" w:hAnsi="Courier New" w:cs="Courier New"/>
+          <w:b/>
+          <w:bCs/>
+          <w:color w:val="000000"/>
+          <w:sz w:val="36"/>
+          <w:szCs w:val="36"/>
+          <w:lang w:eastAsia="tr-TR"/>
+        </w:rPr>
+        <w:t>Maven</w:t>
+      </w:r>
+      <w:proofErr w:type="spellEnd"/>
+      <w:r>
+        <w:rPr>
+          <w:rFonts w:ascii="Courier New" w:eastAsia="Times New Roman" w:hAnsi="Courier New" w:cs="Courier New"/>
+          <w:b/>
+          <w:bCs/>
+          <w:color w:val="000000"/>
+          <w:sz w:val="36"/>
+          <w:szCs w:val="36"/>
+          <w:lang w:eastAsia="tr-TR"/>
+        </w:rPr>
+        <w:t xml:space="preserve"> Works: </w:t>
       </w:r>
     </w:p>
     <w:p>
@@ -837,15 +939,27 @@
           <w:lang w:eastAsia="tr-TR"/>
         </w:rPr>
       </w:pPr>
-      <w:r>
-        <w:rPr>
-          <w:rFonts w:ascii="Courier New" w:eastAsia="Times New Roman" w:hAnsi="Courier New" w:cs="Courier New"/>
-          <w:color w:val="000000"/>
-          <w:sz w:val="28"/>
-          <w:szCs w:val="28"/>
-          <w:lang w:eastAsia="tr-TR"/>
-        </w:rPr>
-        <w:t xml:space="preserve">Maven </w:t>
+      <w:proofErr w:type="spellStart"/>
+      <w:r>
+        <w:rPr>
+          <w:rFonts w:ascii="Courier New" w:eastAsia="Times New Roman" w:hAnsi="Courier New" w:cs="Courier New"/>
+          <w:color w:val="000000"/>
+          <w:sz w:val="28"/>
+          <w:szCs w:val="28"/>
+          <w:lang w:eastAsia="tr-TR"/>
+        </w:rPr>
+        <w:t>Maven</w:t>
+      </w:r>
+      <w:proofErr w:type="spellEnd"/>
+      <w:r>
+        <w:rPr>
+          <w:rFonts w:ascii="Courier New" w:eastAsia="Times New Roman" w:hAnsi="Courier New" w:cs="Courier New"/>
+          <w:color w:val="000000"/>
+          <w:sz w:val="28"/>
+          <w:szCs w:val="28"/>
+          <w:lang w:eastAsia="tr-TR"/>
+        </w:rPr>
+        <w:t xml:space="preserve"> </w:t>
       </w:r>
       <w:proofErr w:type="spellStart"/>
       <w:r>
@@ -977,7 +1091,51 @@
           <w:szCs w:val="28"/>
           <w:lang w:eastAsia="tr-TR"/>
         </w:rPr>
-        <w:t xml:space="preserve"> dependencies, plugins </w:t>
+        <w:t xml:space="preserve"> </w:t>
+      </w:r>
+      <w:proofErr w:type="spellStart"/>
+      <w:r>
+        <w:rPr>
+          <w:rFonts w:ascii="Courier New" w:eastAsia="Times New Roman" w:hAnsi="Courier New" w:cs="Courier New"/>
+          <w:color w:val="000000"/>
+          <w:sz w:val="28"/>
+          <w:szCs w:val="28"/>
+          <w:lang w:eastAsia="tr-TR"/>
+        </w:rPr>
+        <w:t>dependencies</w:t>
+      </w:r>
+      <w:proofErr w:type="spellEnd"/>
+      <w:r>
+        <w:rPr>
+          <w:rFonts w:ascii="Courier New" w:eastAsia="Times New Roman" w:hAnsi="Courier New" w:cs="Courier New"/>
+          <w:color w:val="000000"/>
+          <w:sz w:val="28"/>
+          <w:szCs w:val="28"/>
+          <w:lang w:eastAsia="tr-TR"/>
+        </w:rPr>
+        <w:t xml:space="preserve">, </w:t>
+      </w:r>
+      <w:proofErr w:type="spellStart"/>
+      <w:r>
+        <w:rPr>
+          <w:rFonts w:ascii="Courier New" w:eastAsia="Times New Roman" w:hAnsi="Courier New" w:cs="Courier New"/>
+          <w:color w:val="000000"/>
+          <w:sz w:val="28"/>
+          <w:szCs w:val="28"/>
+          <w:lang w:eastAsia="tr-TR"/>
+        </w:rPr>
+        <w:t>plugins</w:t>
+      </w:r>
+      <w:proofErr w:type="spellEnd"/>
+      <w:r>
+        <w:rPr>
+          <w:rFonts w:ascii="Courier New" w:eastAsia="Times New Roman" w:hAnsi="Courier New" w:cs="Courier New"/>
+          <w:color w:val="000000"/>
+          <w:sz w:val="28"/>
+          <w:szCs w:val="28"/>
+          <w:lang w:eastAsia="tr-TR"/>
+        </w:rPr>
+        <w:t xml:space="preserve"> </w:t>
       </w:r>
       <w:proofErr w:type="spellStart"/>
       <w:r>
@@ -999,7 +1157,29 @@
           <w:szCs w:val="28"/>
           <w:lang w:eastAsia="tr-TR"/>
         </w:rPr>
-        <w:t xml:space="preserve">. and </w:t>
+        <w:t xml:space="preserve">. </w:t>
+      </w:r>
+      <w:proofErr w:type="spellStart"/>
+      <w:r>
+        <w:rPr>
+          <w:rFonts w:ascii="Courier New" w:eastAsia="Times New Roman" w:hAnsi="Courier New" w:cs="Courier New"/>
+          <w:color w:val="000000"/>
+          <w:sz w:val="28"/>
+          <w:szCs w:val="28"/>
+          <w:lang w:eastAsia="tr-TR"/>
+        </w:rPr>
+        <w:t>and</w:t>
+      </w:r>
+      <w:proofErr w:type="spellEnd"/>
+      <w:r>
+        <w:rPr>
+          <w:rFonts w:ascii="Courier New" w:eastAsia="Times New Roman" w:hAnsi="Courier New" w:cs="Courier New"/>
+          <w:color w:val="000000"/>
+          <w:sz w:val="28"/>
+          <w:szCs w:val="28"/>
+          <w:lang w:eastAsia="tr-TR"/>
+        </w:rPr>
+        <w:t xml:space="preserve"> </w:t>
       </w:r>
       <w:proofErr w:type="spellStart"/>
       <w:r>
@@ -1109,7 +1289,51 @@
           <w:szCs w:val="28"/>
           <w:lang w:eastAsia="tr-TR"/>
         </w:rPr>
-        <w:t xml:space="preserve"> a local repository.</w:t>
+        <w:t xml:space="preserve"> a </w:t>
+      </w:r>
+      <w:proofErr w:type="spellStart"/>
+      <w:r>
+        <w:rPr>
+          <w:rFonts w:ascii="Courier New" w:eastAsia="Times New Roman" w:hAnsi="Courier New" w:cs="Courier New"/>
+          <w:color w:val="000000"/>
+          <w:sz w:val="28"/>
+          <w:szCs w:val="28"/>
+          <w:lang w:eastAsia="tr-TR"/>
+        </w:rPr>
+        <w:t>local</w:t>
+      </w:r>
+      <w:proofErr w:type="spellEnd"/>
+      <w:r>
+        <w:rPr>
+          <w:rFonts w:ascii="Courier New" w:eastAsia="Times New Roman" w:hAnsi="Courier New" w:cs="Courier New"/>
+          <w:color w:val="000000"/>
+          <w:sz w:val="28"/>
+          <w:szCs w:val="28"/>
+          <w:lang w:eastAsia="tr-TR"/>
+        </w:rPr>
+        <w:t xml:space="preserve"> </w:t>
+      </w:r>
+      <w:proofErr w:type="spellStart"/>
+      <w:r>
+        <w:rPr>
+          <w:rFonts w:ascii="Courier New" w:eastAsia="Times New Roman" w:hAnsi="Courier New" w:cs="Courier New"/>
+          <w:color w:val="000000"/>
+          <w:sz w:val="28"/>
+          <w:szCs w:val="28"/>
+          <w:lang w:eastAsia="tr-TR"/>
+        </w:rPr>
+        <w:t>repository</w:t>
+      </w:r>
+      <w:proofErr w:type="spellEnd"/>
+      <w:r>
+        <w:rPr>
+          <w:rFonts w:ascii="Courier New" w:eastAsia="Times New Roman" w:hAnsi="Courier New" w:cs="Courier New"/>
+          <w:color w:val="000000"/>
+          <w:sz w:val="28"/>
+          <w:szCs w:val="28"/>
+          <w:lang w:eastAsia="tr-TR"/>
+        </w:rPr>
+        <w:t>.</w:t>
       </w:r>
     </w:p>
     <w:p>
@@ -1182,7 +1406,29 @@
           <w:szCs w:val="28"/>
           <w:lang w:eastAsia="tr-TR"/>
         </w:rPr>
-        <w:t xml:space="preserve"> Maven </w:t>
+        <w:t xml:space="preserve"> </w:t>
+      </w:r>
+      <w:proofErr w:type="spellStart"/>
+      <w:r>
+        <w:rPr>
+          <w:rFonts w:ascii="Courier New" w:eastAsia="Times New Roman" w:hAnsi="Courier New" w:cs="Courier New"/>
+          <w:color w:val="000000"/>
+          <w:sz w:val="28"/>
+          <w:szCs w:val="28"/>
+          <w:lang w:eastAsia="tr-TR"/>
+        </w:rPr>
+        <w:t>Maven</w:t>
+      </w:r>
+      <w:proofErr w:type="spellEnd"/>
+      <w:r>
+        <w:rPr>
+          <w:rFonts w:ascii="Courier New" w:eastAsia="Times New Roman" w:hAnsi="Courier New" w:cs="Courier New"/>
+          <w:color w:val="000000"/>
+          <w:sz w:val="28"/>
+          <w:szCs w:val="28"/>
+          <w:lang w:eastAsia="tr-TR"/>
+        </w:rPr>
+        <w:t xml:space="preserve"> </w:t>
       </w:r>
       <w:proofErr w:type="spellStart"/>
       <w:r>
@@ -1338,15 +1584,27 @@
           <w:lang w:eastAsia="tr-TR"/>
         </w:rPr>
       </w:pPr>
-      <w:r>
-        <w:rPr>
-          <w:rFonts w:ascii="Courier New" w:eastAsia="Times New Roman" w:hAnsi="Courier New" w:cs="Courier New"/>
-          <w:color w:val="000000"/>
-          <w:sz w:val="28"/>
-          <w:szCs w:val="28"/>
-          <w:lang w:eastAsia="tr-TR"/>
-        </w:rPr>
-        <w:t xml:space="preserve">GroupId: </w:t>
+      <w:proofErr w:type="spellStart"/>
+      <w:r>
+        <w:rPr>
+          <w:rFonts w:ascii="Courier New" w:eastAsia="Times New Roman" w:hAnsi="Courier New" w:cs="Courier New"/>
+          <w:color w:val="000000"/>
+          <w:sz w:val="28"/>
+          <w:szCs w:val="28"/>
+          <w:lang w:eastAsia="tr-TR"/>
+        </w:rPr>
+        <w:t>GroupId</w:t>
+      </w:r>
+      <w:proofErr w:type="spellEnd"/>
+      <w:r>
+        <w:rPr>
+          <w:rFonts w:ascii="Courier New" w:eastAsia="Times New Roman" w:hAnsi="Courier New" w:cs="Courier New"/>
+          <w:color w:val="000000"/>
+          <w:sz w:val="28"/>
+          <w:szCs w:val="28"/>
+          <w:lang w:eastAsia="tr-TR"/>
+        </w:rPr>
+        <w:t xml:space="preserve">: </w:t>
       </w:r>
       <w:proofErr w:type="spellStart"/>
       <w:r>
@@ -1564,7 +1822,29 @@
           <w:szCs w:val="28"/>
           <w:lang w:eastAsia="tr-TR"/>
         </w:rPr>
-        <w:t xml:space="preserve">Version: Version of a </w:t>
+        <w:t xml:space="preserve">Version: </w:t>
+      </w:r>
+      <w:proofErr w:type="spellStart"/>
+      <w:r>
+        <w:rPr>
+          <w:rFonts w:ascii="Courier New" w:eastAsia="Times New Roman" w:hAnsi="Courier New" w:cs="Courier New"/>
+          <w:color w:val="000000"/>
+          <w:sz w:val="28"/>
+          <w:szCs w:val="28"/>
+          <w:lang w:eastAsia="tr-TR"/>
+        </w:rPr>
+        <w:t>Version</w:t>
+      </w:r>
+      <w:proofErr w:type="spellEnd"/>
+      <w:r>
+        <w:rPr>
+          <w:rFonts w:ascii="Courier New" w:eastAsia="Times New Roman" w:hAnsi="Courier New" w:cs="Courier New"/>
+          <w:color w:val="000000"/>
+          <w:sz w:val="28"/>
+          <w:szCs w:val="28"/>
+          <w:lang w:eastAsia="tr-TR"/>
+        </w:rPr>
+        <w:t xml:space="preserve"> of a </w:t>
       </w:r>
       <w:proofErr w:type="spellStart"/>
       <w:r>
@@ -1589,15 +1869,27 @@
           <w:lang w:eastAsia="tr-TR"/>
         </w:rPr>
       </w:pPr>
-      <w:r>
-        <w:rPr>
-          <w:rFonts w:ascii="Courier New" w:eastAsia="Times New Roman" w:hAnsi="Courier New" w:cs="Courier New"/>
-          <w:color w:val="000000"/>
-          <w:sz w:val="28"/>
-          <w:szCs w:val="28"/>
-          <w:lang w:eastAsia="tr-TR"/>
-        </w:rPr>
-        <w:t xml:space="preserve">Plugins: </w:t>
+      <w:proofErr w:type="spellStart"/>
+      <w:r>
+        <w:rPr>
+          <w:rFonts w:ascii="Courier New" w:eastAsia="Times New Roman" w:hAnsi="Courier New" w:cs="Courier New"/>
+          <w:color w:val="000000"/>
+          <w:sz w:val="28"/>
+          <w:szCs w:val="28"/>
+          <w:lang w:eastAsia="tr-TR"/>
+        </w:rPr>
+        <w:t>Plugins</w:t>
+      </w:r>
+      <w:proofErr w:type="spellEnd"/>
+      <w:r>
+        <w:rPr>
+          <w:rFonts w:ascii="Courier New" w:eastAsia="Times New Roman" w:hAnsi="Courier New" w:cs="Courier New"/>
+          <w:color w:val="000000"/>
+          <w:sz w:val="28"/>
+          <w:szCs w:val="28"/>
+          <w:lang w:eastAsia="tr-TR"/>
+        </w:rPr>
+        <w:t xml:space="preserve">: </w:t>
       </w:r>
       <w:proofErr w:type="spellStart"/>
       <w:r>
@@ -1742,15 +2034,27 @@
           <w:lang w:eastAsia="tr-TR"/>
         </w:rPr>
       </w:pPr>
-      <w:r>
-        <w:rPr>
-          <w:rFonts w:ascii="Courier New" w:eastAsia="Times New Roman" w:hAnsi="Courier New" w:cs="Courier New"/>
-          <w:color w:val="000000"/>
-          <w:sz w:val="28"/>
-          <w:szCs w:val="28"/>
-          <w:lang w:eastAsia="tr-TR"/>
-        </w:rPr>
-        <w:t xml:space="preserve">Dependencies: A </w:t>
+      <w:proofErr w:type="spellStart"/>
+      <w:r>
+        <w:rPr>
+          <w:rFonts w:ascii="Courier New" w:eastAsia="Times New Roman" w:hAnsi="Courier New" w:cs="Courier New"/>
+          <w:color w:val="000000"/>
+          <w:sz w:val="28"/>
+          <w:szCs w:val="28"/>
+          <w:lang w:eastAsia="tr-TR"/>
+        </w:rPr>
+        <w:t>Dependencies</w:t>
+      </w:r>
+      <w:proofErr w:type="spellEnd"/>
+      <w:r>
+        <w:rPr>
+          <w:rFonts w:ascii="Courier New" w:eastAsia="Times New Roman" w:hAnsi="Courier New" w:cs="Courier New"/>
+          <w:color w:val="000000"/>
+          <w:sz w:val="28"/>
+          <w:szCs w:val="28"/>
+          <w:lang w:eastAsia="tr-TR"/>
+        </w:rPr>
+        <w:t xml:space="preserve">: A </w:t>
       </w:r>
       <w:proofErr w:type="spellStart"/>
       <w:r>
@@ -1998,15 +2302,27 @@
           <w:lang w:eastAsia="tr-TR"/>
         </w:rPr>
       </w:pPr>
-      <w:r>
-        <w:rPr>
-          <w:rFonts w:ascii="Courier New" w:eastAsia="Times New Roman" w:hAnsi="Courier New" w:cs="Courier New"/>
-          <w:color w:val="000000"/>
-          <w:sz w:val="28"/>
-          <w:szCs w:val="28"/>
-          <w:lang w:eastAsia="tr-TR"/>
-        </w:rPr>
-        <w:t xml:space="preserve">Lifecycles </w:t>
+      <w:proofErr w:type="spellStart"/>
+      <w:r>
+        <w:rPr>
+          <w:rFonts w:ascii="Courier New" w:eastAsia="Times New Roman" w:hAnsi="Courier New" w:cs="Courier New"/>
+          <w:color w:val="000000"/>
+          <w:sz w:val="28"/>
+          <w:szCs w:val="28"/>
+          <w:lang w:eastAsia="tr-TR"/>
+        </w:rPr>
+        <w:t>Lifecycles</w:t>
+      </w:r>
+      <w:proofErr w:type="spellEnd"/>
+      <w:r>
+        <w:rPr>
+          <w:rFonts w:ascii="Courier New" w:eastAsia="Times New Roman" w:hAnsi="Courier New" w:cs="Courier New"/>
+          <w:color w:val="000000"/>
+          <w:sz w:val="28"/>
+          <w:szCs w:val="28"/>
+          <w:lang w:eastAsia="tr-TR"/>
+        </w:rPr>
+        <w:t xml:space="preserve"> </w:t>
       </w:r>
       <w:proofErr w:type="spellStart"/>
       <w:r>
@@ -2050,7 +2366,51 @@
           <w:szCs w:val="28"/>
           <w:lang w:eastAsia="tr-TR"/>
         </w:rPr>
-        <w:t xml:space="preserve"> and plugins </w:t>
+        <w:t xml:space="preserve"> </w:t>
+      </w:r>
+      <w:proofErr w:type="spellStart"/>
+      <w:r>
+        <w:rPr>
+          <w:rFonts w:ascii="Courier New" w:eastAsia="Times New Roman" w:hAnsi="Courier New" w:cs="Courier New"/>
+          <w:color w:val="000000"/>
+          <w:sz w:val="28"/>
+          <w:szCs w:val="28"/>
+          <w:lang w:eastAsia="tr-TR"/>
+        </w:rPr>
+        <w:t>and</w:t>
+      </w:r>
+      <w:proofErr w:type="spellEnd"/>
+      <w:r>
+        <w:rPr>
+          <w:rFonts w:ascii="Courier New" w:eastAsia="Times New Roman" w:hAnsi="Courier New" w:cs="Courier New"/>
+          <w:color w:val="000000"/>
+          <w:sz w:val="28"/>
+          <w:szCs w:val="28"/>
+          <w:lang w:eastAsia="tr-TR"/>
+        </w:rPr>
+        <w:t xml:space="preserve"> </w:t>
+      </w:r>
+      <w:proofErr w:type="spellStart"/>
+      <w:r>
+        <w:rPr>
+          <w:rFonts w:ascii="Courier New" w:eastAsia="Times New Roman" w:hAnsi="Courier New" w:cs="Courier New"/>
+          <w:color w:val="000000"/>
+          <w:sz w:val="28"/>
+          <w:szCs w:val="28"/>
+          <w:lang w:eastAsia="tr-TR"/>
+        </w:rPr>
+        <w:t>plugins</w:t>
+      </w:r>
+      <w:proofErr w:type="spellEnd"/>
+      <w:r>
+        <w:rPr>
+          <w:rFonts w:ascii="Courier New" w:eastAsia="Times New Roman" w:hAnsi="Courier New" w:cs="Courier New"/>
+          <w:color w:val="000000"/>
+          <w:sz w:val="28"/>
+          <w:szCs w:val="28"/>
+          <w:lang w:eastAsia="tr-TR"/>
+        </w:rPr>
+        <w:t xml:space="preserve"> </w:t>
       </w:r>
       <w:proofErr w:type="spellStart"/>
       <w:r>
@@ -2382,15 +2742,115 @@
           <w:lang w:eastAsia="tr-TR"/>
         </w:rPr>
       </w:pPr>
-      <w:r>
-        <w:rPr>
-          <w:rFonts w:ascii="Courier New" w:eastAsia="Times New Roman" w:hAnsi="Courier New" w:cs="Courier New"/>
-          <w:color w:val="000000"/>
-          <w:sz w:val="28"/>
-          <w:szCs w:val="28"/>
-          <w:lang w:eastAsia="tr-TR"/>
-        </w:rPr>
-        <w:t xml:space="preserve">Clean: 1- </w:t>
+      <w:proofErr w:type="spellStart"/>
+      <w:r>
+        <w:rPr>
+          <w:rFonts w:ascii="Courier New" w:eastAsia="Times New Roman" w:hAnsi="Courier New" w:cs="Courier New"/>
+          <w:color w:val="000000"/>
+          <w:sz w:val="28"/>
+          <w:szCs w:val="28"/>
+          <w:lang w:eastAsia="tr-TR"/>
+        </w:rPr>
+        <w:t>Clean</w:t>
+      </w:r>
+      <w:proofErr w:type="spellEnd"/>
+      <w:r>
+        <w:rPr>
+          <w:rFonts w:ascii="Courier New" w:eastAsia="Times New Roman" w:hAnsi="Courier New" w:cs="Courier New"/>
+          <w:color w:val="000000"/>
+          <w:sz w:val="28"/>
+          <w:szCs w:val="28"/>
+          <w:lang w:eastAsia="tr-TR"/>
+        </w:rPr>
+        <w:t xml:space="preserve">: 1- </w:t>
+      </w:r>
+      <w:proofErr w:type="spellStart"/>
+      <w:r>
+        <w:rPr>
+          <w:rFonts w:ascii="Courier New" w:eastAsia="Times New Roman" w:hAnsi="Courier New" w:cs="Courier New"/>
+          <w:color w:val="000000"/>
+          <w:sz w:val="28"/>
+          <w:szCs w:val="28"/>
+          <w:lang w:eastAsia="tr-TR"/>
+        </w:rPr>
+        <w:t>pre-clean</w:t>
+      </w:r>
+      <w:proofErr w:type="spellEnd"/>
+      <w:r>
+        <w:rPr>
+          <w:rFonts w:ascii="Courier New" w:eastAsia="Times New Roman" w:hAnsi="Courier New" w:cs="Courier New"/>
+          <w:color w:val="000000"/>
+          <w:sz w:val="28"/>
+          <w:szCs w:val="28"/>
+          <w:lang w:eastAsia="tr-TR"/>
+        </w:rPr>
+        <w:t xml:space="preserve"> 2- </w:t>
+      </w:r>
+      <w:proofErr w:type="spellStart"/>
+      <w:r>
+        <w:rPr>
+          <w:rFonts w:ascii="Courier New" w:eastAsia="Times New Roman" w:hAnsi="Courier New" w:cs="Courier New"/>
+          <w:color w:val="000000"/>
+          <w:sz w:val="28"/>
+          <w:szCs w:val="28"/>
+          <w:lang w:eastAsia="tr-TR"/>
+        </w:rPr>
+        <w:t>clean</w:t>
+      </w:r>
+      <w:proofErr w:type="spellEnd"/>
+      <w:r>
+        <w:rPr>
+          <w:rFonts w:ascii="Courier New" w:eastAsia="Times New Roman" w:hAnsi="Courier New" w:cs="Courier New"/>
+          <w:color w:val="000000"/>
+          <w:sz w:val="28"/>
+          <w:szCs w:val="28"/>
+          <w:lang w:eastAsia="tr-TR"/>
+        </w:rPr>
+        <w:t xml:space="preserve"> 3- post-clean</w:t>
+      </w:r>
+    </w:p>
+    <w:p>
+      <w:pPr>
+        <w:spacing w:after="0" w:line="240" w:lineRule="auto"/>
+        <w:rPr>
+          <w:rFonts w:ascii="Times New Roman" w:eastAsia="Times New Roman" w:hAnsi="Times New Roman" w:cs="Times New Roman"/>
+          <w:sz w:val="24"/>
+          <w:szCs w:val="24"/>
+          <w:lang w:eastAsia="tr-TR"/>
+        </w:rPr>
+      </w:pPr>
+    </w:p>
+    <w:p>
+      <w:pPr>
+        <w:spacing w:before="240" w:after="240" w:line="240" w:lineRule="auto"/>
+        <w:rPr>
+          <w:rFonts w:ascii="Times New Roman" w:eastAsia="Times New Roman" w:hAnsi="Times New Roman" w:cs="Times New Roman"/>
+          <w:sz w:val="24"/>
+          <w:szCs w:val="24"/>
+          <w:lang w:eastAsia="tr-TR"/>
+        </w:rPr>
+      </w:pPr>
+      <w:proofErr w:type="gramStart"/>
+      <w:r>
+        <w:rPr>
+          <w:rFonts w:ascii="Courier New" w:eastAsia="Times New Roman" w:hAnsi="Courier New" w:cs="Courier New"/>
+          <w:color w:val="000000"/>
+          <w:sz w:val="28"/>
+          <w:szCs w:val="28"/>
+          <w:lang w:eastAsia="tr-TR"/>
+        </w:rPr>
+        <w:t>Site : 1</w:t>
+      </w:r>
+      <w:proofErr w:type="gramEnd"/>
+      <w:r>
+        <w:rPr>
+          <w:rFonts w:ascii="Courier New" w:eastAsia="Times New Roman" w:hAnsi="Courier New" w:cs="Courier New"/>
+          <w:color w:val="000000"/>
+          <w:sz w:val="28"/>
+          <w:szCs w:val="28"/>
+          <w:lang w:eastAsia="tr-TR"/>
+        </w:rPr>
+        <w:t xml:space="preserve">- </w:t>
       </w:r>
       <w:proofErr w:type="spellStart"/>
       <w:r>
@@ -2412,7 +2872,7 @@
           <w:szCs w:val="28"/>
           <w:lang w:eastAsia="tr-TR"/>
         </w:rPr>
-        <w:t>-clean 2- clean 3- post-clean</w:t>
+        <w:t>-site  2- site  3- post-site     4- site-deploy</w:t>
       </w:r>
     </w:p>
     <w:p>
@@ -2436,6 +2896,314 @@
           <w:lang w:eastAsia="tr-TR"/>
         </w:rPr>
       </w:pPr>
+      <w:proofErr w:type="spellStart"/>
+      <w:r>
+        <w:rPr>
+          <w:rFonts w:ascii="Courier New" w:eastAsia="Times New Roman" w:hAnsi="Courier New" w:cs="Courier New"/>
+          <w:color w:val="000000"/>
+          <w:sz w:val="28"/>
+          <w:szCs w:val="28"/>
+          <w:lang w:eastAsia="tr-TR"/>
+        </w:rPr>
+        <w:t>Default</w:t>
+      </w:r>
+      <w:proofErr w:type="spellEnd"/>
+      <w:r>
+        <w:rPr>
+          <w:rFonts w:ascii="Courier New" w:eastAsia="Times New Roman" w:hAnsi="Courier New" w:cs="Courier New"/>
+          <w:color w:val="000000"/>
+          <w:sz w:val="28"/>
+          <w:szCs w:val="28"/>
+          <w:lang w:eastAsia="tr-TR"/>
+        </w:rPr>
+        <w:t>/</w:t>
+      </w:r>
+      <w:proofErr w:type="spellStart"/>
+      <w:r>
+        <w:rPr>
+          <w:rFonts w:ascii="Courier New" w:eastAsia="Times New Roman" w:hAnsi="Courier New" w:cs="Courier New"/>
+          <w:color w:val="000000"/>
+          <w:sz w:val="28"/>
+          <w:szCs w:val="28"/>
+          <w:lang w:eastAsia="tr-TR"/>
+        </w:rPr>
+        <w:t>Build</w:t>
+      </w:r>
+      <w:proofErr w:type="spellEnd"/>
+      <w:r>
+        <w:rPr>
+          <w:rFonts w:ascii="Courier New" w:eastAsia="Times New Roman" w:hAnsi="Courier New" w:cs="Courier New"/>
+          <w:color w:val="000000"/>
+          <w:sz w:val="28"/>
+          <w:szCs w:val="28"/>
+          <w:lang w:eastAsia="tr-TR"/>
+        </w:rPr>
+        <w:t xml:space="preserve">: </w:t>
+      </w:r>
+      <w:proofErr w:type="spellStart"/>
+      <w:r>
+        <w:rPr>
+          <w:rFonts w:ascii="Courier New" w:eastAsia="Times New Roman" w:hAnsi="Courier New" w:cs="Courier New"/>
+          <w:color w:val="000000"/>
+          <w:sz w:val="28"/>
+          <w:szCs w:val="28"/>
+          <w:lang w:eastAsia="tr-TR"/>
+        </w:rPr>
+        <w:t>Default</w:t>
+      </w:r>
+      <w:proofErr w:type="spellEnd"/>
+      <w:r>
+        <w:rPr>
+          <w:rFonts w:ascii="Courier New" w:eastAsia="Times New Roman" w:hAnsi="Courier New" w:cs="Courier New"/>
+          <w:color w:val="000000"/>
+          <w:sz w:val="28"/>
+          <w:szCs w:val="28"/>
+          <w:lang w:eastAsia="tr-TR"/>
+        </w:rPr>
+        <w:t xml:space="preserve"> </w:t>
+      </w:r>
+      <w:proofErr w:type="spellStart"/>
+      <w:r>
+        <w:rPr>
+          <w:rFonts w:ascii="Courier New" w:eastAsia="Times New Roman" w:hAnsi="Courier New" w:cs="Courier New"/>
+          <w:color w:val="000000"/>
+          <w:sz w:val="28"/>
+          <w:szCs w:val="28"/>
+          <w:lang w:eastAsia="tr-TR"/>
+        </w:rPr>
+        <w:t>lifecycle</w:t>
+      </w:r>
+      <w:proofErr w:type="spellEnd"/>
+      <w:r>
+        <w:rPr>
+          <w:rFonts w:ascii="Courier New" w:eastAsia="Times New Roman" w:hAnsi="Courier New" w:cs="Courier New"/>
+          <w:color w:val="000000"/>
+          <w:sz w:val="28"/>
+          <w:szCs w:val="28"/>
+          <w:lang w:eastAsia="tr-TR"/>
+        </w:rPr>
+        <w:t xml:space="preserve"> </w:t>
+      </w:r>
+      <w:proofErr w:type="spellStart"/>
+      <w:r>
+        <w:rPr>
+          <w:rFonts w:ascii="Courier New" w:eastAsia="Times New Roman" w:hAnsi="Courier New" w:cs="Courier New"/>
+          <w:color w:val="000000"/>
+          <w:sz w:val="28"/>
+          <w:szCs w:val="28"/>
+          <w:lang w:eastAsia="tr-TR"/>
+        </w:rPr>
+        <w:t>contains</w:t>
+      </w:r>
+      <w:proofErr w:type="spellEnd"/>
+      <w:r>
+        <w:rPr>
+          <w:rFonts w:ascii="Courier New" w:eastAsia="Times New Roman" w:hAnsi="Courier New" w:cs="Courier New"/>
+          <w:color w:val="000000"/>
+          <w:sz w:val="28"/>
+          <w:szCs w:val="28"/>
+          <w:lang w:eastAsia="tr-TR"/>
+        </w:rPr>
+        <w:t xml:space="preserve"> </w:t>
+      </w:r>
+      <w:proofErr w:type="spellStart"/>
+      <w:r>
+        <w:rPr>
+          <w:rFonts w:ascii="Courier New" w:eastAsia="Times New Roman" w:hAnsi="Courier New" w:cs="Courier New"/>
+          <w:color w:val="000000"/>
+          <w:sz w:val="28"/>
+          <w:szCs w:val="28"/>
+          <w:lang w:eastAsia="tr-TR"/>
+        </w:rPr>
+        <w:t>multiple</w:t>
+      </w:r>
+      <w:proofErr w:type="spellEnd"/>
+      <w:r>
+        <w:rPr>
+          <w:rFonts w:ascii="Courier New" w:eastAsia="Times New Roman" w:hAnsi="Courier New" w:cs="Courier New"/>
+          <w:color w:val="000000"/>
+          <w:sz w:val="28"/>
+          <w:szCs w:val="28"/>
+          <w:lang w:eastAsia="tr-TR"/>
+        </w:rPr>
+        <w:t xml:space="preserve"> </w:t>
+      </w:r>
+      <w:proofErr w:type="spellStart"/>
+      <w:r>
+        <w:rPr>
+          <w:rFonts w:ascii="Courier New" w:eastAsia="Times New Roman" w:hAnsi="Courier New" w:cs="Courier New"/>
+          <w:color w:val="000000"/>
+          <w:sz w:val="28"/>
+          <w:szCs w:val="28"/>
+          <w:lang w:eastAsia="tr-TR"/>
+        </w:rPr>
+        <w:t>phases</w:t>
+      </w:r>
+      <w:proofErr w:type="spellEnd"/>
+      <w:r>
+        <w:rPr>
+          <w:rFonts w:ascii="Courier New" w:eastAsia="Times New Roman" w:hAnsi="Courier New" w:cs="Courier New"/>
+          <w:color w:val="000000"/>
+          <w:sz w:val="28"/>
+          <w:szCs w:val="28"/>
+          <w:lang w:eastAsia="tr-TR"/>
+        </w:rPr>
+        <w:t xml:space="preserve"> </w:t>
+      </w:r>
+      <w:proofErr w:type="spellStart"/>
+      <w:r>
+        <w:rPr>
+          <w:rFonts w:ascii="Courier New" w:eastAsia="Times New Roman" w:hAnsi="Courier New" w:cs="Courier New"/>
+          <w:color w:val="000000"/>
+          <w:sz w:val="28"/>
+          <w:szCs w:val="28"/>
+          <w:lang w:eastAsia="tr-TR"/>
+        </w:rPr>
+        <w:t>such</w:t>
+      </w:r>
+      <w:proofErr w:type="spellEnd"/>
+      <w:r>
+        <w:rPr>
+          <w:rFonts w:ascii="Courier New" w:eastAsia="Times New Roman" w:hAnsi="Courier New" w:cs="Courier New"/>
+          <w:color w:val="000000"/>
+          <w:sz w:val="28"/>
+          <w:szCs w:val="28"/>
+          <w:lang w:eastAsia="tr-TR"/>
+        </w:rPr>
+        <w:t xml:space="preserve"> as </w:t>
+      </w:r>
+      <w:proofErr w:type="spellStart"/>
+      <w:r>
+        <w:rPr>
+          <w:rFonts w:ascii="Courier New" w:eastAsia="Times New Roman" w:hAnsi="Courier New" w:cs="Courier New"/>
+          <w:color w:val="000000"/>
+          <w:sz w:val="28"/>
+          <w:szCs w:val="28"/>
+          <w:lang w:eastAsia="tr-TR"/>
+        </w:rPr>
+        <w:t>validate</w:t>
+      </w:r>
+      <w:proofErr w:type="spellEnd"/>
+      <w:r>
+        <w:rPr>
+          <w:rFonts w:ascii="Courier New" w:eastAsia="Times New Roman" w:hAnsi="Courier New" w:cs="Courier New"/>
+          <w:color w:val="000000"/>
+          <w:sz w:val="28"/>
+          <w:szCs w:val="28"/>
+          <w:lang w:eastAsia="tr-TR"/>
+        </w:rPr>
+        <w:t xml:space="preserve">, </w:t>
+      </w:r>
+      <w:proofErr w:type="spellStart"/>
+      <w:r>
+        <w:rPr>
+          <w:rFonts w:ascii="Courier New" w:eastAsia="Times New Roman" w:hAnsi="Courier New" w:cs="Courier New"/>
+          <w:color w:val="000000"/>
+          <w:sz w:val="28"/>
+          <w:szCs w:val="28"/>
+          <w:lang w:eastAsia="tr-TR"/>
+        </w:rPr>
+        <w:t>compile</w:t>
+      </w:r>
+      <w:proofErr w:type="spellEnd"/>
+      <w:r>
+        <w:rPr>
+          <w:rFonts w:ascii="Courier New" w:eastAsia="Times New Roman" w:hAnsi="Courier New" w:cs="Courier New"/>
+          <w:color w:val="000000"/>
+          <w:sz w:val="28"/>
+          <w:szCs w:val="28"/>
+          <w:lang w:eastAsia="tr-TR"/>
+        </w:rPr>
+        <w:t xml:space="preserve">, test, </w:t>
+      </w:r>
+      <w:proofErr w:type="spellStart"/>
+      <w:r>
+        <w:rPr>
+          <w:rFonts w:ascii="Courier New" w:eastAsia="Times New Roman" w:hAnsi="Courier New" w:cs="Courier New"/>
+          <w:color w:val="000000"/>
+          <w:sz w:val="28"/>
+          <w:szCs w:val="28"/>
+          <w:lang w:eastAsia="tr-TR"/>
+        </w:rPr>
+        <w:t>package</w:t>
+      </w:r>
+      <w:proofErr w:type="spellEnd"/>
+      <w:r>
+        <w:rPr>
+          <w:rFonts w:ascii="Courier New" w:eastAsia="Times New Roman" w:hAnsi="Courier New" w:cs="Courier New"/>
+          <w:color w:val="000000"/>
+          <w:sz w:val="28"/>
+          <w:szCs w:val="28"/>
+          <w:lang w:eastAsia="tr-TR"/>
+        </w:rPr>
+        <w:t xml:space="preserve">, </w:t>
+      </w:r>
+      <w:proofErr w:type="spellStart"/>
+      <w:r>
+        <w:rPr>
+          <w:rFonts w:ascii="Courier New" w:eastAsia="Times New Roman" w:hAnsi="Courier New" w:cs="Courier New"/>
+          <w:color w:val="000000"/>
+          <w:sz w:val="28"/>
+          <w:szCs w:val="28"/>
+          <w:lang w:eastAsia="tr-TR"/>
+        </w:rPr>
+        <w:t>install</w:t>
+      </w:r>
+      <w:proofErr w:type="spellEnd"/>
+      <w:r>
+        <w:rPr>
+          <w:rFonts w:ascii="Courier New" w:eastAsia="Times New Roman" w:hAnsi="Courier New" w:cs="Courier New"/>
+          <w:color w:val="000000"/>
+          <w:sz w:val="28"/>
+          <w:szCs w:val="28"/>
+          <w:lang w:eastAsia="tr-TR"/>
+        </w:rPr>
+        <w:t xml:space="preserve">, </w:t>
+      </w:r>
+      <w:proofErr w:type="spellStart"/>
+      <w:r>
+        <w:rPr>
+          <w:rFonts w:ascii="Courier New" w:eastAsia="Times New Roman" w:hAnsi="Courier New" w:cs="Courier New"/>
+          <w:color w:val="000000"/>
+          <w:sz w:val="28"/>
+          <w:szCs w:val="28"/>
+          <w:lang w:eastAsia="tr-TR"/>
+        </w:rPr>
+        <w:t>deploy</w:t>
+      </w:r>
+      <w:proofErr w:type="spellEnd"/>
+      <w:r>
+        <w:rPr>
+          <w:rFonts w:ascii="Courier New" w:eastAsia="Times New Roman" w:hAnsi="Courier New" w:cs="Courier New"/>
+          <w:color w:val="000000"/>
+          <w:sz w:val="28"/>
+          <w:szCs w:val="28"/>
+          <w:lang w:eastAsia="tr-TR"/>
+        </w:rPr>
+        <w:t>.</w:t>
+      </w:r>
+    </w:p>
+    <w:p>
+      <w:pPr>
+        <w:spacing w:after="0" w:line="240" w:lineRule="auto"/>
+        <w:rPr>
+          <w:rFonts w:ascii="Times New Roman" w:eastAsia="Times New Roman" w:hAnsi="Times New Roman" w:cs="Times New Roman"/>
+          <w:sz w:val="24"/>
+          <w:szCs w:val="24"/>
+          <w:lang w:eastAsia="tr-TR"/>
+        </w:rPr>
+      </w:pPr>
+    </w:p>
+    <w:p>
+      <w:pPr>
+        <w:spacing w:before="240" w:after="240" w:line="240" w:lineRule="auto"/>
+        <w:rPr>
+          <w:rFonts w:ascii="Times New Roman" w:eastAsia="Times New Roman" w:hAnsi="Times New Roman" w:cs="Times New Roman"/>
+          <w:sz w:val="24"/>
+          <w:szCs w:val="24"/>
+          <w:lang w:eastAsia="tr-TR"/>
+        </w:rPr>
+      </w:pPr>
       <w:proofErr w:type="gramStart"/>
       <w:r>
         <w:rPr>
@@ -2445,7 +3213,7 @@
           <w:szCs w:val="28"/>
           <w:lang w:eastAsia="tr-TR"/>
         </w:rPr>
-        <w:t>Site : 1</w:t>
+        <w:t>!!!</w:t>
       </w:r>
       <w:proofErr w:type="gramEnd"/>
       <w:r>
@@ -2456,258 +3224,6 @@
           <w:szCs w:val="28"/>
           <w:lang w:eastAsia="tr-TR"/>
         </w:rPr>
-        <w:t xml:space="preserve">- </w:t>
-      </w:r>
-      <w:proofErr w:type="spellStart"/>
-      <w:r>
-        <w:rPr>
-          <w:rFonts w:ascii="Courier New" w:eastAsia="Times New Roman" w:hAnsi="Courier New" w:cs="Courier New"/>
-          <w:color w:val="000000"/>
-          <w:sz w:val="28"/>
-          <w:szCs w:val="28"/>
-          <w:lang w:eastAsia="tr-TR"/>
-        </w:rPr>
-        <w:t>pre</w:t>
-      </w:r>
-      <w:proofErr w:type="spellEnd"/>
-      <w:r>
-        <w:rPr>
-          <w:rFonts w:ascii="Courier New" w:eastAsia="Times New Roman" w:hAnsi="Courier New" w:cs="Courier New"/>
-          <w:color w:val="000000"/>
-          <w:sz w:val="28"/>
-          <w:szCs w:val="28"/>
-          <w:lang w:eastAsia="tr-TR"/>
-        </w:rPr>
-        <w:t>-site  2- site  3- post-site     4- site-deploy</w:t>
-      </w:r>
-    </w:p>
-    <w:p>
-      <w:pPr>
-        <w:spacing w:after="0" w:line="240" w:lineRule="auto"/>
-        <w:rPr>
-          <w:rFonts w:ascii="Times New Roman" w:eastAsia="Times New Roman" w:hAnsi="Times New Roman" w:cs="Times New Roman"/>
-          <w:sz w:val="24"/>
-          <w:szCs w:val="24"/>
-          <w:lang w:eastAsia="tr-TR"/>
-        </w:rPr>
-      </w:pPr>
-    </w:p>
-    <w:p>
-      <w:pPr>
-        <w:spacing w:before="240" w:after="240" w:line="240" w:lineRule="auto"/>
-        <w:rPr>
-          <w:rFonts w:ascii="Times New Roman" w:eastAsia="Times New Roman" w:hAnsi="Times New Roman" w:cs="Times New Roman"/>
-          <w:sz w:val="24"/>
-          <w:szCs w:val="24"/>
-          <w:lang w:eastAsia="tr-TR"/>
-        </w:rPr>
-      </w:pPr>
-      <w:r>
-        <w:rPr>
-          <w:rFonts w:ascii="Courier New" w:eastAsia="Times New Roman" w:hAnsi="Courier New" w:cs="Courier New"/>
-          <w:color w:val="000000"/>
-          <w:sz w:val="28"/>
-          <w:szCs w:val="28"/>
-          <w:lang w:eastAsia="tr-TR"/>
-        </w:rPr>
-        <w:t xml:space="preserve">Default/Build: Default lifecycle </w:t>
-      </w:r>
-      <w:proofErr w:type="spellStart"/>
-      <w:r>
-        <w:rPr>
-          <w:rFonts w:ascii="Courier New" w:eastAsia="Times New Roman" w:hAnsi="Courier New" w:cs="Courier New"/>
-          <w:color w:val="000000"/>
-          <w:sz w:val="28"/>
-          <w:szCs w:val="28"/>
-          <w:lang w:eastAsia="tr-TR"/>
-        </w:rPr>
-        <w:t>contains</w:t>
-      </w:r>
-      <w:proofErr w:type="spellEnd"/>
-      <w:r>
-        <w:rPr>
-          <w:rFonts w:ascii="Courier New" w:eastAsia="Times New Roman" w:hAnsi="Courier New" w:cs="Courier New"/>
-          <w:color w:val="000000"/>
-          <w:sz w:val="28"/>
-          <w:szCs w:val="28"/>
-          <w:lang w:eastAsia="tr-TR"/>
-        </w:rPr>
-        <w:t xml:space="preserve"> </w:t>
-      </w:r>
-      <w:proofErr w:type="spellStart"/>
-      <w:r>
-        <w:rPr>
-          <w:rFonts w:ascii="Courier New" w:eastAsia="Times New Roman" w:hAnsi="Courier New" w:cs="Courier New"/>
-          <w:color w:val="000000"/>
-          <w:sz w:val="28"/>
-          <w:szCs w:val="28"/>
-          <w:lang w:eastAsia="tr-TR"/>
-        </w:rPr>
-        <w:t>multiple</w:t>
-      </w:r>
-      <w:proofErr w:type="spellEnd"/>
-      <w:r>
-        <w:rPr>
-          <w:rFonts w:ascii="Courier New" w:eastAsia="Times New Roman" w:hAnsi="Courier New" w:cs="Courier New"/>
-          <w:color w:val="000000"/>
-          <w:sz w:val="28"/>
-          <w:szCs w:val="28"/>
-          <w:lang w:eastAsia="tr-TR"/>
-        </w:rPr>
-        <w:t xml:space="preserve"> </w:t>
-      </w:r>
-      <w:proofErr w:type="spellStart"/>
-      <w:r>
-        <w:rPr>
-          <w:rFonts w:ascii="Courier New" w:eastAsia="Times New Roman" w:hAnsi="Courier New" w:cs="Courier New"/>
-          <w:color w:val="000000"/>
-          <w:sz w:val="28"/>
-          <w:szCs w:val="28"/>
-          <w:lang w:eastAsia="tr-TR"/>
-        </w:rPr>
-        <w:t>phases</w:t>
-      </w:r>
-      <w:proofErr w:type="spellEnd"/>
-      <w:r>
-        <w:rPr>
-          <w:rFonts w:ascii="Courier New" w:eastAsia="Times New Roman" w:hAnsi="Courier New" w:cs="Courier New"/>
-          <w:color w:val="000000"/>
-          <w:sz w:val="28"/>
-          <w:szCs w:val="28"/>
-          <w:lang w:eastAsia="tr-TR"/>
-        </w:rPr>
-        <w:t xml:space="preserve"> </w:t>
-      </w:r>
-      <w:proofErr w:type="spellStart"/>
-      <w:r>
-        <w:rPr>
-          <w:rFonts w:ascii="Courier New" w:eastAsia="Times New Roman" w:hAnsi="Courier New" w:cs="Courier New"/>
-          <w:color w:val="000000"/>
-          <w:sz w:val="28"/>
-          <w:szCs w:val="28"/>
-          <w:lang w:eastAsia="tr-TR"/>
-        </w:rPr>
-        <w:t>such</w:t>
-      </w:r>
-      <w:proofErr w:type="spellEnd"/>
-      <w:r>
-        <w:rPr>
-          <w:rFonts w:ascii="Courier New" w:eastAsia="Times New Roman" w:hAnsi="Courier New" w:cs="Courier New"/>
-          <w:color w:val="000000"/>
-          <w:sz w:val="28"/>
-          <w:szCs w:val="28"/>
-          <w:lang w:eastAsia="tr-TR"/>
-        </w:rPr>
-        <w:t xml:space="preserve"> as </w:t>
-      </w:r>
-      <w:proofErr w:type="spellStart"/>
-      <w:r>
-        <w:rPr>
-          <w:rFonts w:ascii="Courier New" w:eastAsia="Times New Roman" w:hAnsi="Courier New" w:cs="Courier New"/>
-          <w:color w:val="000000"/>
-          <w:sz w:val="28"/>
-          <w:szCs w:val="28"/>
-          <w:lang w:eastAsia="tr-TR"/>
-        </w:rPr>
-        <w:t>validate</w:t>
-      </w:r>
-      <w:proofErr w:type="spellEnd"/>
-      <w:r>
-        <w:rPr>
-          <w:rFonts w:ascii="Courier New" w:eastAsia="Times New Roman" w:hAnsi="Courier New" w:cs="Courier New"/>
-          <w:color w:val="000000"/>
-          <w:sz w:val="28"/>
-          <w:szCs w:val="28"/>
-          <w:lang w:eastAsia="tr-TR"/>
-        </w:rPr>
-        <w:t xml:space="preserve">, compile, test, </w:t>
-      </w:r>
-      <w:proofErr w:type="spellStart"/>
-      <w:r>
-        <w:rPr>
-          <w:rFonts w:ascii="Courier New" w:eastAsia="Times New Roman" w:hAnsi="Courier New" w:cs="Courier New"/>
-          <w:color w:val="000000"/>
-          <w:sz w:val="28"/>
-          <w:szCs w:val="28"/>
-          <w:lang w:eastAsia="tr-TR"/>
-        </w:rPr>
-        <w:t>package</w:t>
-      </w:r>
-      <w:proofErr w:type="spellEnd"/>
-      <w:r>
-        <w:rPr>
-          <w:rFonts w:ascii="Courier New" w:eastAsia="Times New Roman" w:hAnsi="Courier New" w:cs="Courier New"/>
-          <w:color w:val="000000"/>
-          <w:sz w:val="28"/>
-          <w:szCs w:val="28"/>
-          <w:lang w:eastAsia="tr-TR"/>
-        </w:rPr>
-        <w:t xml:space="preserve">, </w:t>
-      </w:r>
-      <w:proofErr w:type="spellStart"/>
-      <w:r>
-        <w:rPr>
-          <w:rFonts w:ascii="Courier New" w:eastAsia="Times New Roman" w:hAnsi="Courier New" w:cs="Courier New"/>
-          <w:color w:val="000000"/>
-          <w:sz w:val="28"/>
-          <w:szCs w:val="28"/>
-          <w:lang w:eastAsia="tr-TR"/>
-        </w:rPr>
-        <w:t>install</w:t>
-      </w:r>
-      <w:proofErr w:type="spellEnd"/>
-      <w:r>
-        <w:rPr>
-          <w:rFonts w:ascii="Courier New" w:eastAsia="Times New Roman" w:hAnsi="Courier New" w:cs="Courier New"/>
-          <w:color w:val="000000"/>
-          <w:sz w:val="28"/>
-          <w:szCs w:val="28"/>
-          <w:lang w:eastAsia="tr-TR"/>
-        </w:rPr>
-        <w:t>, deploy.</w:t>
-      </w:r>
-    </w:p>
-    <w:p>
-      <w:pPr>
-        <w:spacing w:after="0" w:line="240" w:lineRule="auto"/>
-        <w:rPr>
-          <w:rFonts w:ascii="Times New Roman" w:eastAsia="Times New Roman" w:hAnsi="Times New Roman" w:cs="Times New Roman"/>
-          <w:sz w:val="24"/>
-          <w:szCs w:val="24"/>
-          <w:lang w:eastAsia="tr-TR"/>
-        </w:rPr>
-      </w:pPr>
-    </w:p>
-    <w:p>
-      <w:pPr>
-        <w:spacing w:before="240" w:after="240" w:line="240" w:lineRule="auto"/>
-        <w:rPr>
-          <w:rFonts w:ascii="Times New Roman" w:eastAsia="Times New Roman" w:hAnsi="Times New Roman" w:cs="Times New Roman"/>
-          <w:sz w:val="24"/>
-          <w:szCs w:val="24"/>
-          <w:lang w:eastAsia="tr-TR"/>
-        </w:rPr>
-      </w:pPr>
-      <w:proofErr w:type="gramStart"/>
-      <w:r>
-        <w:rPr>
-          <w:rFonts w:ascii="Courier New" w:eastAsia="Times New Roman" w:hAnsi="Courier New" w:cs="Courier New"/>
-          <w:color w:val="000000"/>
-          <w:sz w:val="28"/>
-          <w:szCs w:val="28"/>
-          <w:lang w:eastAsia="tr-TR"/>
-        </w:rPr>
-        <w:t>!!!</w:t>
-      </w:r>
-      <w:proofErr w:type="gramEnd"/>
-      <w:r>
-        <w:rPr>
-          <w:rFonts w:ascii="Courier New" w:eastAsia="Times New Roman" w:hAnsi="Courier New" w:cs="Courier New"/>
-          <w:color w:val="000000"/>
-          <w:sz w:val="28"/>
-          <w:szCs w:val="28"/>
-          <w:lang w:eastAsia="tr-TR"/>
-        </w:rPr>
         <w:t xml:space="preserve"> </w:t>
       </w:r>
       <w:proofErr w:type="spellStart"/>
@@ -2818,7 +3334,29 @@
           <w:szCs w:val="28"/>
           <w:lang w:eastAsia="tr-TR"/>
         </w:rPr>
-        <w:t xml:space="preserve"> plugins </w:t>
+        <w:t xml:space="preserve"> </w:t>
+      </w:r>
+      <w:proofErr w:type="spellStart"/>
+      <w:r>
+        <w:rPr>
+          <w:rFonts w:ascii="Courier New" w:eastAsia="Times New Roman" w:hAnsi="Courier New" w:cs="Courier New"/>
+          <w:color w:val="000000"/>
+          <w:sz w:val="28"/>
+          <w:szCs w:val="28"/>
+          <w:lang w:eastAsia="tr-TR"/>
+        </w:rPr>
+        <w:t>plugins</w:t>
+      </w:r>
+      <w:proofErr w:type="spellEnd"/>
+      <w:r>
+        <w:rPr>
+          <w:rFonts w:ascii="Courier New" w:eastAsia="Times New Roman" w:hAnsi="Courier New" w:cs="Courier New"/>
+          <w:color w:val="000000"/>
+          <w:sz w:val="28"/>
+          <w:szCs w:val="28"/>
+          <w:lang w:eastAsia="tr-TR"/>
+        </w:rPr>
+        <w:t> </w:t>
       </w:r>
     </w:p>
     <w:p>
@@ -2876,7 +3414,7 @@
           <w:szCs w:val="36"/>
           <w:lang w:eastAsia="tr-TR"/>
         </w:rPr>
-        <w:t xml:space="preserve">Maven is a plugin </w:t>
+        <w:t xml:space="preserve">Maven is a </w:t>
       </w:r>
       <w:proofErr w:type="spellStart"/>
       <w:r>
@@ -2887,7 +3425,7 @@
           <w:szCs w:val="36"/>
           <w:lang w:eastAsia="tr-TR"/>
         </w:rPr>
-        <w:t>execution</w:t>
+        <w:t>plugin</w:t>
       </w:r>
       <w:proofErr w:type="spellEnd"/>
       <w:r>
@@ -2909,7 +3447,7 @@
           <w:szCs w:val="36"/>
           <w:lang w:eastAsia="tr-TR"/>
         </w:rPr>
-        <w:t>framework</w:t>
+        <w:t>execution</w:t>
       </w:r>
       <w:proofErr w:type="spellEnd"/>
       <w:r>
@@ -2931,7 +3469,7 @@
           <w:szCs w:val="36"/>
           <w:lang w:eastAsia="tr-TR"/>
         </w:rPr>
-        <w:t>where</w:t>
+        <w:t>framework</w:t>
       </w:r>
       <w:proofErr w:type="spellEnd"/>
       <w:r>
@@ -2953,7 +3491,7 @@
           <w:szCs w:val="36"/>
           <w:lang w:eastAsia="tr-TR"/>
         </w:rPr>
-        <w:t>every</w:t>
+        <w:t>where</w:t>
       </w:r>
       <w:proofErr w:type="spellEnd"/>
       <w:r>
@@ -2975,7 +3513,7 @@
           <w:szCs w:val="36"/>
           <w:lang w:eastAsia="tr-TR"/>
         </w:rPr>
-        <w:t>task</w:t>
+        <w:t>every</w:t>
       </w:r>
       <w:proofErr w:type="spellEnd"/>
       <w:r>
@@ -2986,7 +3524,7 @@
           <w:szCs w:val="36"/>
           <w:lang w:eastAsia="tr-TR"/>
         </w:rPr>
-        <w:t xml:space="preserve"> is </w:t>
+        <w:t xml:space="preserve"> </w:t>
       </w:r>
       <w:proofErr w:type="spellStart"/>
       <w:r>
@@ -2997,7 +3535,7 @@
           <w:szCs w:val="36"/>
           <w:lang w:eastAsia="tr-TR"/>
         </w:rPr>
-        <w:t>actually</w:t>
+        <w:t>task</w:t>
       </w:r>
       <w:proofErr w:type="spellEnd"/>
       <w:r>
@@ -3008,9 +3546,9 @@
           <w:szCs w:val="36"/>
           <w:lang w:eastAsia="tr-TR"/>
         </w:rPr>
-        <w:t xml:space="preserve"> </w:t>
-      </w:r>
-      <w:proofErr w:type="gramStart"/>
+        <w:t xml:space="preserve"> is </w:t>
+      </w:r>
+      <w:proofErr w:type="spellStart"/>
       <w:r>
         <w:rPr>
           <w:rFonts w:ascii="Courier New" w:eastAsia="Times New Roman" w:hAnsi="Courier New" w:cs="Courier New"/>
@@ -3019,9 +3557,9 @@
           <w:szCs w:val="36"/>
           <w:lang w:eastAsia="tr-TR"/>
         </w:rPr>
-        <w:t>done</w:t>
-      </w:r>
-      <w:proofErr w:type="gramEnd"/>
+        <w:t>actually</w:t>
+      </w:r>
+      <w:proofErr w:type="spellEnd"/>
       <w:r>
         <w:rPr>
           <w:rFonts w:ascii="Courier New" w:eastAsia="Times New Roman" w:hAnsi="Courier New" w:cs="Courier New"/>
@@ -3032,7 +3570,7 @@
         </w:rPr>
         <w:t xml:space="preserve"> </w:t>
       </w:r>
-      <w:proofErr w:type="spellStart"/>
+      <w:proofErr w:type="gramStart"/>
       <w:r>
         <w:rPr>
           <w:rFonts w:ascii="Courier New" w:eastAsia="Times New Roman" w:hAnsi="Courier New" w:cs="Courier New"/>
@@ -3041,9 +3579,9 @@
           <w:szCs w:val="36"/>
           <w:lang w:eastAsia="tr-TR"/>
         </w:rPr>
-        <w:t>by</w:t>
-      </w:r>
-      <w:proofErr w:type="spellEnd"/>
+        <w:t>done</w:t>
+      </w:r>
+      <w:proofErr w:type="gramEnd"/>
       <w:r>
         <w:rPr>
           <w:rFonts w:ascii="Courier New" w:eastAsia="Times New Roman" w:hAnsi="Courier New" w:cs="Courier New"/>
@@ -3052,19 +3590,8 @@
           <w:szCs w:val="36"/>
           <w:lang w:eastAsia="tr-TR"/>
         </w:rPr>
-        <w:t xml:space="preserve"> plugins.</w:t>
-      </w:r>
-    </w:p>
-    <w:p>
-      <w:pPr>
-        <w:spacing w:before="240" w:after="240" w:line="240" w:lineRule="auto"/>
-        <w:rPr>
-          <w:rFonts w:ascii="Times New Roman" w:eastAsia="Times New Roman" w:hAnsi="Times New Roman" w:cs="Times New Roman"/>
-          <w:sz w:val="24"/>
-          <w:szCs w:val="24"/>
-          <w:lang w:eastAsia="tr-TR"/>
-        </w:rPr>
-      </w:pPr>
+        <w:t xml:space="preserve"> </w:t>
+      </w:r>
       <w:proofErr w:type="spellStart"/>
       <w:r>
         <w:rPr>
@@ -3074,7 +3601,7 @@
           <w:szCs w:val="36"/>
           <w:lang w:eastAsia="tr-TR"/>
         </w:rPr>
-        <w:t>There</w:t>
+        <w:t>by</w:t>
       </w:r>
       <w:proofErr w:type="spellEnd"/>
       <w:r>
@@ -3096,7 +3623,7 @@
           <w:szCs w:val="36"/>
           <w:lang w:eastAsia="tr-TR"/>
         </w:rPr>
-        <w:t>are</w:t>
+        <w:t>plugins</w:t>
       </w:r>
       <w:proofErr w:type="spellEnd"/>
       <w:r>
@@ -3107,8 +3634,19 @@
           <w:szCs w:val="36"/>
           <w:lang w:eastAsia="tr-TR"/>
         </w:rPr>
-        <w:t xml:space="preserve"> </w:t>
-      </w:r>
+        <w:t>.</w:t>
+      </w:r>
+    </w:p>
+    <w:p>
+      <w:pPr>
+        <w:spacing w:before="240" w:after="240" w:line="240" w:lineRule="auto"/>
+        <w:rPr>
+          <w:rFonts w:ascii="Times New Roman" w:eastAsia="Times New Roman" w:hAnsi="Times New Roman" w:cs="Times New Roman"/>
+          <w:sz w:val="24"/>
+          <w:szCs w:val="24"/>
+          <w:lang w:eastAsia="tr-TR"/>
+        </w:rPr>
+      </w:pPr>
       <w:proofErr w:type="spellStart"/>
       <w:r>
         <w:rPr>
@@ -3118,7 +3656,7 @@
           <w:szCs w:val="36"/>
           <w:lang w:eastAsia="tr-TR"/>
         </w:rPr>
-        <w:t>two</w:t>
+        <w:t>There</w:t>
       </w:r>
       <w:proofErr w:type="spellEnd"/>
       <w:r>
@@ -3140,7 +3678,7 @@
           <w:szCs w:val="36"/>
           <w:lang w:eastAsia="tr-TR"/>
         </w:rPr>
-        <w:t>types</w:t>
+        <w:t>are</w:t>
       </w:r>
       <w:proofErr w:type="spellEnd"/>
       <w:r>
@@ -3151,19 +3689,9 @@
           <w:szCs w:val="36"/>
           <w:lang w:eastAsia="tr-TR"/>
         </w:rPr>
-        <w:t xml:space="preserve"> of plugins:</w:t>
-      </w:r>
-    </w:p>
-    <w:p>
-      <w:pPr>
-        <w:spacing w:before="240" w:after="240" w:line="240" w:lineRule="auto"/>
-        <w:rPr>
-          <w:rFonts w:ascii="Times New Roman" w:eastAsia="Times New Roman" w:hAnsi="Times New Roman" w:cs="Times New Roman"/>
-          <w:sz w:val="24"/>
-          <w:szCs w:val="24"/>
-          <w:lang w:eastAsia="tr-TR"/>
-        </w:rPr>
-      </w:pPr>
+        <w:t xml:space="preserve"> </w:t>
+      </w:r>
+      <w:proofErr w:type="spellStart"/>
       <w:r>
         <w:rPr>
           <w:rFonts w:ascii="Courier New" w:eastAsia="Times New Roman" w:hAnsi="Courier New" w:cs="Courier New"/>
@@ -3172,9 +3700,9 @@
           <w:szCs w:val="36"/>
           <w:lang w:eastAsia="tr-TR"/>
         </w:rPr>
-        <w:t xml:space="preserve">Build Plugins: </w:t>
-      </w:r>
-      <w:proofErr w:type="spellStart"/>
+        <w:t>two</w:t>
+      </w:r>
+      <w:proofErr w:type="spellEnd"/>
       <w:r>
         <w:rPr>
           <w:rFonts w:ascii="Courier New" w:eastAsia="Times New Roman" w:hAnsi="Courier New" w:cs="Courier New"/>
@@ -3183,9 +3711,9 @@
           <w:szCs w:val="36"/>
           <w:lang w:eastAsia="tr-TR"/>
         </w:rPr>
-        <w:t>Will</w:t>
-      </w:r>
-      <w:proofErr w:type="spellEnd"/>
+        <w:t xml:space="preserve"> </w:t>
+      </w:r>
+      <w:proofErr w:type="spellStart"/>
       <w:r>
         <w:rPr>
           <w:rFonts w:ascii="Courier New" w:eastAsia="Times New Roman" w:hAnsi="Courier New" w:cs="Courier New"/>
@@ -3194,9 +3722,9 @@
           <w:szCs w:val="36"/>
           <w:lang w:eastAsia="tr-TR"/>
         </w:rPr>
-        <w:t xml:space="preserve"> be </w:t>
-      </w:r>
-      <w:proofErr w:type="spellStart"/>
+        <w:t>types</w:t>
+      </w:r>
+      <w:proofErr w:type="spellEnd"/>
       <w:r>
         <w:rPr>
           <w:rFonts w:ascii="Courier New" w:eastAsia="Times New Roman" w:hAnsi="Courier New" w:cs="Courier New"/>
@@ -3205,9 +3733,20 @@
           <w:szCs w:val="36"/>
           <w:lang w:eastAsia="tr-TR"/>
         </w:rPr>
-        <w:t>executed</w:t>
-      </w:r>
-      <w:proofErr w:type="spellEnd"/>
+        <w:t xml:space="preserve"> of plugins:</w:t>
+      </w:r>
+    </w:p>
+    <w:p>
+      <w:pPr>
+        <w:spacing w:before="240" w:after="240" w:line="240" w:lineRule="auto"/>
+        <w:rPr>
+          <w:rFonts w:ascii="Times New Roman" w:eastAsia="Times New Roman" w:hAnsi="Times New Roman" w:cs="Times New Roman"/>
+          <w:sz w:val="24"/>
+          <w:szCs w:val="24"/>
+          <w:lang w:eastAsia="tr-TR"/>
+        </w:rPr>
+      </w:pPr>
+      <w:proofErr w:type="spellStart"/>
       <w:r>
         <w:rPr>
           <w:rFonts w:ascii="Courier New" w:eastAsia="Times New Roman" w:hAnsi="Courier New" w:cs="Courier New"/>
@@ -3216,9 +3755,9 @@
           <w:szCs w:val="36"/>
           <w:lang w:eastAsia="tr-TR"/>
         </w:rPr>
-        <w:t xml:space="preserve"> </w:t>
-      </w:r>
-      <w:proofErr w:type="spellStart"/>
+        <w:t>Build</w:t>
+      </w:r>
+      <w:proofErr w:type="spellEnd"/>
       <w:r>
         <w:rPr>
           <w:rFonts w:ascii="Courier New" w:eastAsia="Times New Roman" w:hAnsi="Courier New" w:cs="Courier New"/>
@@ -3227,9 +3766,9 @@
           <w:szCs w:val="36"/>
           <w:lang w:eastAsia="tr-TR"/>
         </w:rPr>
-        <w:t>during</w:t>
-      </w:r>
-      <w:proofErr w:type="spellEnd"/>
+        <w:t xml:space="preserve"> </w:t>
+      </w:r>
+      <w:proofErr w:type="spellStart"/>
       <w:r>
         <w:rPr>
           <w:rFonts w:ascii="Courier New" w:eastAsia="Times New Roman" w:hAnsi="Courier New" w:cs="Courier New"/>
@@ -3238,9 +3777,9 @@
           <w:szCs w:val="36"/>
           <w:lang w:eastAsia="tr-TR"/>
         </w:rPr>
-        <w:t xml:space="preserve"> </w:t>
-      </w:r>
-      <w:proofErr w:type="spellStart"/>
+        <w:t>Plugins</w:t>
+      </w:r>
+      <w:proofErr w:type="spellEnd"/>
       <w:r>
         <w:rPr>
           <w:rFonts w:ascii="Courier New" w:eastAsia="Times New Roman" w:hAnsi="Courier New" w:cs="Courier New"/>
@@ -3249,9 +3788,9 @@
           <w:szCs w:val="36"/>
           <w:lang w:eastAsia="tr-TR"/>
         </w:rPr>
-        <w:t>the</w:t>
-      </w:r>
-      <w:proofErr w:type="spellEnd"/>
+        <w:t xml:space="preserve">: </w:t>
+      </w:r>
+      <w:proofErr w:type="spellStart"/>
       <w:r>
         <w:rPr>
           <w:rFonts w:ascii="Courier New" w:eastAsia="Times New Roman" w:hAnsi="Courier New" w:cs="Courier New"/>
@@ -3260,9 +3799,9 @@
           <w:szCs w:val="36"/>
           <w:lang w:eastAsia="tr-TR"/>
         </w:rPr>
-        <w:t xml:space="preserve"> build life </w:t>
-      </w:r>
-      <w:proofErr w:type="spellStart"/>
+        <w:t>Will</w:t>
+      </w:r>
+      <w:proofErr w:type="spellEnd"/>
       <w:r>
         <w:rPr>
           <w:rFonts w:ascii="Courier New" w:eastAsia="Times New Roman" w:hAnsi="Courier New" w:cs="Courier New"/>
@@ -3271,9 +3810,9 @@
           <w:szCs w:val="36"/>
           <w:lang w:eastAsia="tr-TR"/>
         </w:rPr>
-        <w:t>cycle</w:t>
-      </w:r>
-      <w:proofErr w:type="spellEnd"/>
+        <w:t xml:space="preserve"> be </w:t>
+      </w:r>
+      <w:proofErr w:type="spellStart"/>
       <w:r>
         <w:rPr>
           <w:rFonts w:ascii="Courier New" w:eastAsia="Times New Roman" w:hAnsi="Courier New" w:cs="Courier New"/>
@@ -3282,9 +3821,9 @@
           <w:szCs w:val="36"/>
           <w:lang w:eastAsia="tr-TR"/>
         </w:rPr>
-        <w:t xml:space="preserve"> and </w:t>
-      </w:r>
-      <w:proofErr w:type="spellStart"/>
+        <w:t>executed</w:t>
+      </w:r>
+      <w:proofErr w:type="spellEnd"/>
       <w:r>
         <w:rPr>
           <w:rFonts w:ascii="Courier New" w:eastAsia="Times New Roman" w:hAnsi="Courier New" w:cs="Courier New"/>
@@ -3293,9 +3832,9 @@
           <w:szCs w:val="36"/>
           <w:lang w:eastAsia="tr-TR"/>
         </w:rPr>
-        <w:t>they</w:t>
-      </w:r>
-      <w:proofErr w:type="spellEnd"/>
+        <w:t xml:space="preserve"> </w:t>
+      </w:r>
+      <w:proofErr w:type="spellStart"/>
       <w:r>
         <w:rPr>
           <w:rFonts w:ascii="Courier New" w:eastAsia="Times New Roman" w:hAnsi="Courier New" w:cs="Courier New"/>
@@ -3304,9 +3843,9 @@
           <w:szCs w:val="36"/>
           <w:lang w:eastAsia="tr-TR"/>
         </w:rPr>
-        <w:t xml:space="preserve"> </w:t>
-      </w:r>
-      <w:proofErr w:type="spellStart"/>
+        <w:t>during</w:t>
+      </w:r>
+      <w:proofErr w:type="spellEnd"/>
       <w:r>
         <w:rPr>
           <w:rFonts w:ascii="Courier New" w:eastAsia="Times New Roman" w:hAnsi="Courier New" w:cs="Courier New"/>
@@ -3315,9 +3854,9 @@
           <w:szCs w:val="36"/>
           <w:lang w:eastAsia="tr-TR"/>
         </w:rPr>
-        <w:t>should</w:t>
-      </w:r>
-      <w:proofErr w:type="spellEnd"/>
+        <w:t xml:space="preserve"> </w:t>
+      </w:r>
+      <w:proofErr w:type="spellStart"/>
       <w:r>
         <w:rPr>
           <w:rFonts w:ascii="Courier New" w:eastAsia="Times New Roman" w:hAnsi="Courier New" w:cs="Courier New"/>
@@ -3326,9 +3865,9 @@
           <w:szCs w:val="36"/>
           <w:lang w:eastAsia="tr-TR"/>
         </w:rPr>
-        <w:t xml:space="preserve"> be </w:t>
-      </w:r>
-      <w:proofErr w:type="spellStart"/>
+        <w:t>the</w:t>
+      </w:r>
+      <w:proofErr w:type="spellEnd"/>
       <w:r>
         <w:rPr>
           <w:rFonts w:ascii="Courier New" w:eastAsia="Times New Roman" w:hAnsi="Courier New" w:cs="Courier New"/>
@@ -3337,9 +3876,9 @@
           <w:szCs w:val="36"/>
           <w:lang w:eastAsia="tr-TR"/>
         </w:rPr>
-        <w:t>declared</w:t>
-      </w:r>
-      <w:proofErr w:type="spellEnd"/>
+        <w:t xml:space="preserve"> </w:t>
+      </w:r>
+      <w:proofErr w:type="spellStart"/>
       <w:r>
         <w:rPr>
           <w:rFonts w:ascii="Courier New" w:eastAsia="Times New Roman" w:hAnsi="Courier New" w:cs="Courier New"/>
@@ -3348,9 +3887,9 @@
           <w:szCs w:val="36"/>
           <w:lang w:eastAsia="tr-TR"/>
         </w:rPr>
-        <w:t xml:space="preserve"> in </w:t>
-      </w:r>
-      <w:proofErr w:type="spellStart"/>
+        <w:t>build</w:t>
+      </w:r>
+      <w:proofErr w:type="spellEnd"/>
       <w:r>
         <w:rPr>
           <w:rFonts w:ascii="Courier New" w:eastAsia="Times New Roman" w:hAnsi="Courier New" w:cs="Courier New"/>
@@ -3359,9 +3898,9 @@
           <w:szCs w:val="36"/>
           <w:lang w:eastAsia="tr-TR"/>
         </w:rPr>
-        <w:t>the</w:t>
-      </w:r>
-      <w:proofErr w:type="spellEnd"/>
+        <w:t xml:space="preserve"> life </w:t>
+      </w:r>
+      <w:proofErr w:type="spellStart"/>
       <w:r>
         <w:rPr>
           <w:rFonts w:ascii="Courier New" w:eastAsia="Times New Roman" w:hAnsi="Courier New" w:cs="Courier New"/>
@@ -3370,9 +3909,9 @@
           <w:szCs w:val="36"/>
           <w:lang w:eastAsia="tr-TR"/>
         </w:rPr>
-        <w:t xml:space="preserve"> &lt;build&gt; element inside </w:t>
-      </w:r>
-      <w:proofErr w:type="spellStart"/>
+        <w:t>cycle</w:t>
+      </w:r>
+      <w:proofErr w:type="spellEnd"/>
       <w:r>
         <w:rPr>
           <w:rFonts w:ascii="Courier New" w:eastAsia="Times New Roman" w:hAnsi="Courier New" w:cs="Courier New"/>
@@ -3381,9 +3920,9 @@
           <w:szCs w:val="36"/>
           <w:lang w:eastAsia="tr-TR"/>
         </w:rPr>
-        <w:t>the</w:t>
-      </w:r>
-      <w:proofErr w:type="spellEnd"/>
+        <w:t xml:space="preserve"> </w:t>
+      </w:r>
+      <w:proofErr w:type="spellStart"/>
       <w:r>
         <w:rPr>
           <w:rFonts w:ascii="Courier New" w:eastAsia="Times New Roman" w:hAnsi="Courier New" w:cs="Courier New"/>
@@ -3392,19 +3931,9 @@
           <w:szCs w:val="36"/>
           <w:lang w:eastAsia="tr-TR"/>
         </w:rPr>
-        <w:t xml:space="preserve"> POM file</w:t>
-      </w:r>
-    </w:p>
-    <w:p>
-      <w:pPr>
-        <w:spacing w:before="240" w:after="240" w:line="240" w:lineRule="auto"/>
-        <w:rPr>
-          <w:rFonts w:ascii="Times New Roman" w:eastAsia="Times New Roman" w:hAnsi="Times New Roman" w:cs="Times New Roman"/>
-          <w:sz w:val="24"/>
-          <w:szCs w:val="24"/>
-          <w:lang w:eastAsia="tr-TR"/>
-        </w:rPr>
-      </w:pPr>
+        <w:t>and</w:t>
+      </w:r>
+      <w:proofErr w:type="spellEnd"/>
       <w:r>
         <w:rPr>
           <w:rFonts w:ascii="Courier New" w:eastAsia="Times New Roman" w:hAnsi="Courier New" w:cs="Courier New"/>
@@ -3413,8 +3942,7 @@
           <w:szCs w:val="36"/>
           <w:lang w:eastAsia="tr-TR"/>
         </w:rPr>
-        <w:lastRenderedPageBreak/>
-        <w:t xml:space="preserve">Reporting Plugins: </w:t>
+        <w:t xml:space="preserve"> </w:t>
       </w:r>
       <w:proofErr w:type="spellStart"/>
       <w:r>
@@ -3425,7 +3953,7 @@
           <w:szCs w:val="36"/>
           <w:lang w:eastAsia="tr-TR"/>
         </w:rPr>
-        <w:t>Will</w:t>
+        <w:t>they</w:t>
       </w:r>
       <w:proofErr w:type="spellEnd"/>
       <w:r>
@@ -3436,7 +3964,7 @@
           <w:szCs w:val="36"/>
           <w:lang w:eastAsia="tr-TR"/>
         </w:rPr>
-        <w:t xml:space="preserve"> be </w:t>
+        <w:t xml:space="preserve"> </w:t>
       </w:r>
       <w:proofErr w:type="spellStart"/>
       <w:r>
@@ -3447,7 +3975,7 @@
           <w:szCs w:val="36"/>
           <w:lang w:eastAsia="tr-TR"/>
         </w:rPr>
-        <w:t>executed</w:t>
+        <w:t>should</w:t>
       </w:r>
       <w:proofErr w:type="spellEnd"/>
       <w:r>
@@ -3458,7 +3986,7 @@
           <w:szCs w:val="36"/>
           <w:lang w:eastAsia="tr-TR"/>
         </w:rPr>
-        <w:t xml:space="preserve"> </w:t>
+        <w:t xml:space="preserve"> be </w:t>
       </w:r>
       <w:proofErr w:type="spellStart"/>
       <w:r>
@@ -3469,7 +3997,7 @@
           <w:szCs w:val="36"/>
           <w:lang w:eastAsia="tr-TR"/>
         </w:rPr>
-        <w:t>during</w:t>
+        <w:t>declared</w:t>
       </w:r>
       <w:proofErr w:type="spellEnd"/>
       <w:r>
@@ -3480,7 +4008,7 @@
           <w:szCs w:val="36"/>
           <w:lang w:eastAsia="tr-TR"/>
         </w:rPr>
-        <w:t xml:space="preserve"> </w:t>
+        <w:t xml:space="preserve"> in </w:t>
       </w:r>
       <w:proofErr w:type="spellStart"/>
       <w:r>
@@ -3502,20 +4030,20 @@
           <w:szCs w:val="36"/>
           <w:lang w:eastAsia="tr-TR"/>
         </w:rPr>
-        <w:t xml:space="preserve"> </w:t>
-      </w:r>
-      <w:r>
-        <w:rPr>
-          <w:rFonts w:ascii="Courier New" w:eastAsia="Times New Roman" w:hAnsi="Courier New" w:cs="Courier New"/>
-          <w:b/>
-          <w:bCs/>
+        <w:t xml:space="preserve"> &lt;</w:t>
+      </w:r>
+      <w:proofErr w:type="spellStart"/>
+      <w:r>
+        <w:rPr>
+          <w:rFonts w:ascii="Courier New" w:eastAsia="Times New Roman" w:hAnsi="Courier New" w:cs="Courier New"/>
           <w:color w:val="000000"/>
           <w:sz w:val="36"/>
           <w:szCs w:val="36"/>
           <w:lang w:eastAsia="tr-TR"/>
         </w:rPr>
-        <w:t>site lifecycle</w:t>
-      </w:r>
+        <w:t>build</w:t>
+      </w:r>
+      <w:proofErr w:type="spellEnd"/>
       <w:r>
         <w:rPr>
           <w:rFonts w:ascii="Courier New" w:eastAsia="Times New Roman" w:hAnsi="Courier New" w:cs="Courier New"/>
@@ -3524,7 +4052,7 @@
           <w:szCs w:val="36"/>
           <w:lang w:eastAsia="tr-TR"/>
         </w:rPr>
-        <w:t xml:space="preserve"> and </w:t>
+        <w:t xml:space="preserve">&gt; element inside </w:t>
       </w:r>
       <w:proofErr w:type="spellStart"/>
       <w:r>
@@ -3535,7 +4063,7 @@
           <w:szCs w:val="36"/>
           <w:lang w:eastAsia="tr-TR"/>
         </w:rPr>
-        <w:t>they</w:t>
+        <w:t>the</w:t>
       </w:r>
       <w:proofErr w:type="spellEnd"/>
       <w:r>
@@ -3546,8 +4074,19 @@
           <w:szCs w:val="36"/>
           <w:lang w:eastAsia="tr-TR"/>
         </w:rPr>
-        <w:t xml:space="preserve"> </w:t>
-      </w:r>
+        <w:t xml:space="preserve"> POM file</w:t>
+      </w:r>
+    </w:p>
+    <w:p>
+      <w:pPr>
+        <w:spacing w:before="240" w:after="240" w:line="240" w:lineRule="auto"/>
+        <w:rPr>
+          <w:rFonts w:ascii="Times New Roman" w:eastAsia="Times New Roman" w:hAnsi="Times New Roman" w:cs="Times New Roman"/>
+          <w:sz w:val="24"/>
+          <w:szCs w:val="24"/>
+          <w:lang w:eastAsia="tr-TR"/>
+        </w:rPr>
+      </w:pPr>
       <w:proofErr w:type="spellStart"/>
       <w:r>
         <w:rPr>
@@ -3557,7 +4096,7 @@
           <w:szCs w:val="36"/>
           <w:lang w:eastAsia="tr-TR"/>
         </w:rPr>
-        <w:t>should</w:t>
+        <w:t>Reporting</w:t>
       </w:r>
       <w:proofErr w:type="spellEnd"/>
       <w:r>
@@ -3568,7 +4107,7 @@
           <w:szCs w:val="36"/>
           <w:lang w:eastAsia="tr-TR"/>
         </w:rPr>
-        <w:t xml:space="preserve"> be </w:t>
+        <w:t xml:space="preserve"> </w:t>
       </w:r>
       <w:proofErr w:type="spellStart"/>
       <w:r>
@@ -3579,7 +4118,7 @@
           <w:szCs w:val="36"/>
           <w:lang w:eastAsia="tr-TR"/>
         </w:rPr>
-        <w:t>declared</w:t>
+        <w:t>Plugins</w:t>
       </w:r>
       <w:proofErr w:type="spellEnd"/>
       <w:r>
@@ -3590,7 +4129,7 @@
           <w:szCs w:val="36"/>
           <w:lang w:eastAsia="tr-TR"/>
         </w:rPr>
-        <w:t xml:space="preserve"> in </w:t>
+        <w:t xml:space="preserve">: </w:t>
       </w:r>
       <w:proofErr w:type="spellStart"/>
       <w:r>
@@ -3601,7 +4140,7 @@
           <w:szCs w:val="36"/>
           <w:lang w:eastAsia="tr-TR"/>
         </w:rPr>
-        <w:t>the</w:t>
+        <w:t>Will</w:t>
       </w:r>
       <w:proofErr w:type="spellEnd"/>
       <w:r>
@@ -3612,7 +4151,7 @@
           <w:szCs w:val="36"/>
           <w:lang w:eastAsia="tr-TR"/>
         </w:rPr>
-        <w:t xml:space="preserve"> &lt;reporting&gt; element inside </w:t>
+        <w:t xml:space="preserve"> be </w:t>
       </w:r>
       <w:proofErr w:type="spellStart"/>
       <w:r>
@@ -3623,7 +4162,7 @@
           <w:szCs w:val="36"/>
           <w:lang w:eastAsia="tr-TR"/>
         </w:rPr>
-        <w:t>the</w:t>
+        <w:t>executed</w:t>
       </w:r>
       <w:proofErr w:type="spellEnd"/>
       <w:r>
@@ -3634,6 +4173,240 @@
           <w:szCs w:val="36"/>
           <w:lang w:eastAsia="tr-TR"/>
         </w:rPr>
+        <w:t xml:space="preserve"> </w:t>
+      </w:r>
+      <w:proofErr w:type="spellStart"/>
+      <w:r>
+        <w:rPr>
+          <w:rFonts w:ascii="Courier New" w:eastAsia="Times New Roman" w:hAnsi="Courier New" w:cs="Courier New"/>
+          <w:color w:val="000000"/>
+          <w:sz w:val="36"/>
+          <w:szCs w:val="36"/>
+          <w:lang w:eastAsia="tr-TR"/>
+        </w:rPr>
+        <w:t>during</w:t>
+      </w:r>
+      <w:proofErr w:type="spellEnd"/>
+      <w:r>
+        <w:rPr>
+          <w:rFonts w:ascii="Courier New" w:eastAsia="Times New Roman" w:hAnsi="Courier New" w:cs="Courier New"/>
+          <w:color w:val="000000"/>
+          <w:sz w:val="36"/>
+          <w:szCs w:val="36"/>
+          <w:lang w:eastAsia="tr-TR"/>
+        </w:rPr>
+        <w:t xml:space="preserve"> </w:t>
+      </w:r>
+      <w:proofErr w:type="spellStart"/>
+      <w:r>
+        <w:rPr>
+          <w:rFonts w:ascii="Courier New" w:eastAsia="Times New Roman" w:hAnsi="Courier New" w:cs="Courier New"/>
+          <w:color w:val="000000"/>
+          <w:sz w:val="36"/>
+          <w:szCs w:val="36"/>
+          <w:lang w:eastAsia="tr-TR"/>
+        </w:rPr>
+        <w:t>the</w:t>
+      </w:r>
+      <w:proofErr w:type="spellEnd"/>
+      <w:r>
+        <w:rPr>
+          <w:rFonts w:ascii="Courier New" w:eastAsia="Times New Roman" w:hAnsi="Courier New" w:cs="Courier New"/>
+          <w:color w:val="000000"/>
+          <w:sz w:val="36"/>
+          <w:szCs w:val="36"/>
+          <w:lang w:eastAsia="tr-TR"/>
+        </w:rPr>
+        <w:t xml:space="preserve"> </w:t>
+      </w:r>
+      <w:r>
+        <w:rPr>
+          <w:rFonts w:ascii="Courier New" w:eastAsia="Times New Roman" w:hAnsi="Courier New" w:cs="Courier New"/>
+          <w:b/>
+          <w:bCs/>
+          <w:color w:val="000000"/>
+          <w:sz w:val="36"/>
+          <w:szCs w:val="36"/>
+          <w:lang w:eastAsia="tr-TR"/>
+        </w:rPr>
+        <w:t xml:space="preserve">site </w:t>
+      </w:r>
+      <w:proofErr w:type="spellStart"/>
+      <w:r>
+        <w:rPr>
+          <w:rFonts w:ascii="Courier New" w:eastAsia="Times New Roman" w:hAnsi="Courier New" w:cs="Courier New"/>
+          <w:b/>
+          <w:bCs/>
+          <w:color w:val="000000"/>
+          <w:sz w:val="36"/>
+          <w:szCs w:val="36"/>
+          <w:lang w:eastAsia="tr-TR"/>
+        </w:rPr>
+        <w:t>lifecycle</w:t>
+      </w:r>
+      <w:proofErr w:type="spellEnd"/>
+      <w:r>
+        <w:rPr>
+          <w:rFonts w:ascii="Courier New" w:eastAsia="Times New Roman" w:hAnsi="Courier New" w:cs="Courier New"/>
+          <w:color w:val="000000"/>
+          <w:sz w:val="36"/>
+          <w:szCs w:val="36"/>
+          <w:lang w:eastAsia="tr-TR"/>
+        </w:rPr>
+        <w:t xml:space="preserve"> </w:t>
+      </w:r>
+      <w:proofErr w:type="spellStart"/>
+      <w:r>
+        <w:rPr>
+          <w:rFonts w:ascii="Courier New" w:eastAsia="Times New Roman" w:hAnsi="Courier New" w:cs="Courier New"/>
+          <w:color w:val="000000"/>
+          <w:sz w:val="36"/>
+          <w:szCs w:val="36"/>
+          <w:lang w:eastAsia="tr-TR"/>
+        </w:rPr>
+        <w:t>and</w:t>
+      </w:r>
+      <w:proofErr w:type="spellEnd"/>
+      <w:r>
+        <w:rPr>
+          <w:rFonts w:ascii="Courier New" w:eastAsia="Times New Roman" w:hAnsi="Courier New" w:cs="Courier New"/>
+          <w:color w:val="000000"/>
+          <w:sz w:val="36"/>
+          <w:szCs w:val="36"/>
+          <w:lang w:eastAsia="tr-TR"/>
+        </w:rPr>
+        <w:t xml:space="preserve"> </w:t>
+      </w:r>
+      <w:proofErr w:type="spellStart"/>
+      <w:r>
+        <w:rPr>
+          <w:rFonts w:ascii="Courier New" w:eastAsia="Times New Roman" w:hAnsi="Courier New" w:cs="Courier New"/>
+          <w:color w:val="000000"/>
+          <w:sz w:val="36"/>
+          <w:szCs w:val="36"/>
+          <w:lang w:eastAsia="tr-TR"/>
+        </w:rPr>
+        <w:t>they</w:t>
+      </w:r>
+      <w:proofErr w:type="spellEnd"/>
+      <w:r>
+        <w:rPr>
+          <w:rFonts w:ascii="Courier New" w:eastAsia="Times New Roman" w:hAnsi="Courier New" w:cs="Courier New"/>
+          <w:color w:val="000000"/>
+          <w:sz w:val="36"/>
+          <w:szCs w:val="36"/>
+          <w:lang w:eastAsia="tr-TR"/>
+        </w:rPr>
+        <w:t xml:space="preserve"> </w:t>
+      </w:r>
+      <w:proofErr w:type="spellStart"/>
+      <w:r>
+        <w:rPr>
+          <w:rFonts w:ascii="Courier New" w:eastAsia="Times New Roman" w:hAnsi="Courier New" w:cs="Courier New"/>
+          <w:color w:val="000000"/>
+          <w:sz w:val="36"/>
+          <w:szCs w:val="36"/>
+          <w:lang w:eastAsia="tr-TR"/>
+        </w:rPr>
+        <w:t>should</w:t>
+      </w:r>
+      <w:proofErr w:type="spellEnd"/>
+      <w:r>
+        <w:rPr>
+          <w:rFonts w:ascii="Courier New" w:eastAsia="Times New Roman" w:hAnsi="Courier New" w:cs="Courier New"/>
+          <w:color w:val="000000"/>
+          <w:sz w:val="36"/>
+          <w:szCs w:val="36"/>
+          <w:lang w:eastAsia="tr-TR"/>
+        </w:rPr>
+        <w:t xml:space="preserve"> be </w:t>
+      </w:r>
+      <w:proofErr w:type="spellStart"/>
+      <w:r>
+        <w:rPr>
+          <w:rFonts w:ascii="Courier New" w:eastAsia="Times New Roman" w:hAnsi="Courier New" w:cs="Courier New"/>
+          <w:color w:val="000000"/>
+          <w:sz w:val="36"/>
+          <w:szCs w:val="36"/>
+          <w:lang w:eastAsia="tr-TR"/>
+        </w:rPr>
+        <w:t>declared</w:t>
+      </w:r>
+      <w:proofErr w:type="spellEnd"/>
+      <w:r>
+        <w:rPr>
+          <w:rFonts w:ascii="Courier New" w:eastAsia="Times New Roman" w:hAnsi="Courier New" w:cs="Courier New"/>
+          <w:color w:val="000000"/>
+          <w:sz w:val="36"/>
+          <w:szCs w:val="36"/>
+          <w:lang w:eastAsia="tr-TR"/>
+        </w:rPr>
+        <w:t xml:space="preserve"> in </w:t>
+      </w:r>
+      <w:proofErr w:type="spellStart"/>
+      <w:r>
+        <w:rPr>
+          <w:rFonts w:ascii="Courier New" w:eastAsia="Times New Roman" w:hAnsi="Courier New" w:cs="Courier New"/>
+          <w:color w:val="000000"/>
+          <w:sz w:val="36"/>
+          <w:szCs w:val="36"/>
+          <w:lang w:eastAsia="tr-TR"/>
+        </w:rPr>
+        <w:t>the</w:t>
+      </w:r>
+      <w:proofErr w:type="spellEnd"/>
+      <w:r>
+        <w:rPr>
+          <w:rFonts w:ascii="Courier New" w:eastAsia="Times New Roman" w:hAnsi="Courier New" w:cs="Courier New"/>
+          <w:color w:val="000000"/>
+          <w:sz w:val="36"/>
+          <w:szCs w:val="36"/>
+          <w:lang w:eastAsia="tr-TR"/>
+        </w:rPr>
+        <w:t xml:space="preserve"> &lt;</w:t>
+      </w:r>
+      <w:proofErr w:type="spellStart"/>
+      <w:r>
+        <w:rPr>
+          <w:rFonts w:ascii="Courier New" w:eastAsia="Times New Roman" w:hAnsi="Courier New" w:cs="Courier New"/>
+          <w:color w:val="000000"/>
+          <w:sz w:val="36"/>
+          <w:szCs w:val="36"/>
+          <w:lang w:eastAsia="tr-TR"/>
+        </w:rPr>
+        <w:t>reporting</w:t>
+      </w:r>
+      <w:proofErr w:type="spellEnd"/>
+      <w:r>
+        <w:rPr>
+          <w:rFonts w:ascii="Courier New" w:eastAsia="Times New Roman" w:hAnsi="Courier New" w:cs="Courier New"/>
+          <w:color w:val="000000"/>
+          <w:sz w:val="36"/>
+          <w:szCs w:val="36"/>
+          <w:lang w:eastAsia="tr-TR"/>
+        </w:rPr>
+        <w:t xml:space="preserve">&gt; element inside </w:t>
+      </w:r>
+      <w:proofErr w:type="spellStart"/>
+      <w:r>
+        <w:rPr>
+          <w:rFonts w:ascii="Courier New" w:eastAsia="Times New Roman" w:hAnsi="Courier New" w:cs="Courier New"/>
+          <w:color w:val="000000"/>
+          <w:sz w:val="36"/>
+          <w:szCs w:val="36"/>
+          <w:lang w:eastAsia="tr-TR"/>
+        </w:rPr>
+        <w:t>the</w:t>
+      </w:r>
+      <w:proofErr w:type="spellEnd"/>
+      <w:r>
+        <w:rPr>
+          <w:rFonts w:ascii="Courier New" w:eastAsia="Times New Roman" w:hAnsi="Courier New" w:cs="Courier New"/>
+          <w:color w:val="000000"/>
+          <w:sz w:val="36"/>
+          <w:szCs w:val="36"/>
+          <w:lang w:eastAsia="tr-TR"/>
+        </w:rPr>
         <w:t xml:space="preserve"> POM file</w:t>
       </w:r>
     </w:p>
@@ -4007,8 +4780,20 @@
           <w:szCs w:val="28"/>
           <w:lang w:eastAsia="tr-TR"/>
         </w:rPr>
-        <w:t xml:space="preserve"> dependencies</w:t>
-      </w:r>
+        <w:t xml:space="preserve"> </w:t>
+      </w:r>
+      <w:proofErr w:type="spellStart"/>
+      <w:r>
+        <w:rPr>
+          <w:rFonts w:ascii="Courier New" w:eastAsia="Times New Roman" w:hAnsi="Courier New" w:cs="Courier New"/>
+          <w:color w:val="000000"/>
+          <w:sz w:val="28"/>
+          <w:szCs w:val="28"/>
+          <w:lang w:eastAsia="tr-TR"/>
+        </w:rPr>
+        <w:t>dependencies</w:t>
+      </w:r>
+      <w:proofErr w:type="spellEnd"/>
     </w:p>
     <w:p>
       <w:pPr>
@@ -4076,7 +4861,29 @@
           <w:szCs w:val="28"/>
           <w:lang w:eastAsia="tr-TR"/>
         </w:rPr>
-        <w:t xml:space="preserve"> repository is a </w:t>
+        <w:t xml:space="preserve"> </w:t>
+      </w:r>
+      <w:proofErr w:type="spellStart"/>
+      <w:r>
+        <w:rPr>
+          <w:rFonts w:ascii="Courier New" w:eastAsia="Times New Roman" w:hAnsi="Courier New" w:cs="Courier New"/>
+          <w:color w:val="000000"/>
+          <w:sz w:val="28"/>
+          <w:szCs w:val="28"/>
+          <w:lang w:eastAsia="tr-TR"/>
+        </w:rPr>
+        <w:t>repository</w:t>
+      </w:r>
+      <w:proofErr w:type="spellEnd"/>
+      <w:r>
+        <w:rPr>
+          <w:rFonts w:ascii="Courier New" w:eastAsia="Times New Roman" w:hAnsi="Courier New" w:cs="Courier New"/>
+          <w:color w:val="000000"/>
+          <w:sz w:val="28"/>
+          <w:szCs w:val="28"/>
+          <w:lang w:eastAsia="tr-TR"/>
+        </w:rPr>
+        <w:t xml:space="preserve"> is a </w:t>
       </w:r>
       <w:proofErr w:type="spellStart"/>
       <w:r>
@@ -4098,7 +4905,29 @@
           <w:szCs w:val="28"/>
           <w:lang w:eastAsia="tr-TR"/>
         </w:rPr>
-        <w:t xml:space="preserve"> repository </w:t>
+        <w:t xml:space="preserve"> </w:t>
+      </w:r>
+      <w:proofErr w:type="spellStart"/>
+      <w:r>
+        <w:rPr>
+          <w:rFonts w:ascii="Courier New" w:eastAsia="Times New Roman" w:hAnsi="Courier New" w:cs="Courier New"/>
+          <w:color w:val="000000"/>
+          <w:sz w:val="28"/>
+          <w:szCs w:val="28"/>
+          <w:lang w:eastAsia="tr-TR"/>
+        </w:rPr>
+        <w:t>repository</w:t>
+      </w:r>
+      <w:proofErr w:type="spellEnd"/>
+      <w:r>
+        <w:rPr>
+          <w:rFonts w:ascii="Courier New" w:eastAsia="Times New Roman" w:hAnsi="Courier New" w:cs="Courier New"/>
+          <w:color w:val="000000"/>
+          <w:sz w:val="28"/>
+          <w:szCs w:val="28"/>
+          <w:lang w:eastAsia="tr-TR"/>
+        </w:rPr>
+        <w:t xml:space="preserve"> </w:t>
       </w:r>
       <w:proofErr w:type="spellStart"/>
       <w:r>
@@ -4144,17 +4973,6 @@
         </w:rPr>
         <w:t>.</w:t>
       </w:r>
-    </w:p>
-    <w:p>
-      <w:pPr>
-        <w:spacing w:after="0" w:line="240" w:lineRule="auto"/>
-        <w:rPr>
-          <w:rFonts w:ascii="Times New Roman" w:eastAsia="Times New Roman" w:hAnsi="Times New Roman" w:cs="Times New Roman"/>
-          <w:sz w:val="24"/>
-          <w:szCs w:val="24"/>
-          <w:lang w:eastAsia="tr-TR"/>
-        </w:rPr>
-      </w:pPr>
     </w:p>
     <w:p>
       <w:pPr>
@@ -4904,7 +5722,6 @@
           <w:szCs w:val="28"/>
           <w:lang w:eastAsia="tr-TR"/>
         </w:rPr>
-        <w:lastRenderedPageBreak/>
         <w:t>manage</w:t>
       </w:r>
       <w:proofErr w:type="spellEnd"/>
@@ -5075,7 +5892,33 @@
           <w:szCs w:val="28"/>
           <w:lang w:eastAsia="tr-TR"/>
         </w:rPr>
-        <w:t xml:space="preserve"> and </w:t>
+        <w:t xml:space="preserve"> </w:t>
+      </w:r>
+      <w:proofErr w:type="spellStart"/>
+      <w:r>
+        <w:rPr>
+          <w:rFonts w:ascii="Courier New" w:eastAsia="Times New Roman" w:hAnsi="Courier New" w:cs="Courier New"/>
+          <w:b/>
+          <w:bCs/>
+          <w:color w:val="000000"/>
+          <w:sz w:val="28"/>
+          <w:szCs w:val="28"/>
+          <w:lang w:eastAsia="tr-TR"/>
+        </w:rPr>
+        <w:t>and</w:t>
+      </w:r>
+      <w:proofErr w:type="spellEnd"/>
+      <w:r>
+        <w:rPr>
+          <w:rFonts w:ascii="Courier New" w:eastAsia="Times New Roman" w:hAnsi="Courier New" w:cs="Courier New"/>
+          <w:b/>
+          <w:bCs/>
+          <w:color w:val="000000"/>
+          <w:sz w:val="28"/>
+          <w:szCs w:val="28"/>
+          <w:lang w:eastAsia="tr-TR"/>
+        </w:rPr>
+        <w:t xml:space="preserve"> </w:t>
       </w:r>
       <w:proofErr w:type="spellStart"/>
       <w:r>
@@ -5695,7 +6538,29 @@
           <w:szCs w:val="28"/>
           <w:lang w:eastAsia="tr-TR"/>
         </w:rPr>
-        <w:t xml:space="preserve"> and a </w:t>
+        <w:t xml:space="preserve"> </w:t>
+      </w:r>
+      <w:proofErr w:type="spellStart"/>
+      <w:r>
+        <w:rPr>
+          <w:rFonts w:ascii="Courier New" w:eastAsia="Times New Roman" w:hAnsi="Courier New" w:cs="Courier New"/>
+          <w:color w:val="000000"/>
+          <w:sz w:val="28"/>
+          <w:szCs w:val="28"/>
+          <w:lang w:eastAsia="tr-TR"/>
+        </w:rPr>
+        <w:t>and</w:t>
+      </w:r>
+      <w:proofErr w:type="spellEnd"/>
+      <w:r>
+        <w:rPr>
+          <w:rFonts w:ascii="Courier New" w:eastAsia="Times New Roman" w:hAnsi="Courier New" w:cs="Courier New"/>
+          <w:color w:val="000000"/>
+          <w:sz w:val="28"/>
+          <w:szCs w:val="28"/>
+          <w:lang w:eastAsia="tr-TR"/>
+        </w:rPr>
+        <w:t xml:space="preserve"> a </w:t>
       </w:r>
       <w:proofErr w:type="spellStart"/>
       <w:r>
@@ -6517,7 +7382,6 @@
           <w:szCs w:val="28"/>
           <w:lang w:eastAsia="tr-TR"/>
         </w:rPr>
-        <w:lastRenderedPageBreak/>
         <w:t>Architecture:</w:t>
       </w:r>
     </w:p>
@@ -7601,7 +8465,6 @@
           <w:szCs w:val="28"/>
           <w:lang w:eastAsia="tr-TR"/>
         </w:rPr>
-        <w:lastRenderedPageBreak/>
         <w:t>database</w:t>
       </w:r>
       <w:proofErr w:type="spellEnd"/>
@@ -8832,7 +9695,6 @@
           <w:szCs w:val="28"/>
           <w:lang w:eastAsia="tr-TR"/>
         </w:rPr>
-        <w:lastRenderedPageBreak/>
         <w:t>It</w:t>
       </w:r>
       <w:proofErr w:type="spellEnd"/>
@@ -9533,7 +10395,29 @@
           <w:szCs w:val="28"/>
           <w:lang w:eastAsia="tr-TR"/>
         </w:rPr>
-        <w:t xml:space="preserve"> and </w:t>
+        <w:t xml:space="preserve"> </w:t>
+      </w:r>
+      <w:proofErr w:type="spellStart"/>
+      <w:r>
+        <w:rPr>
+          <w:rFonts w:ascii="Courier New" w:eastAsia="Times New Roman" w:hAnsi="Courier New" w:cs="Courier New"/>
+          <w:color w:val="000000"/>
+          <w:sz w:val="28"/>
+          <w:szCs w:val="28"/>
+          <w:lang w:eastAsia="tr-TR"/>
+        </w:rPr>
+        <w:t>and</w:t>
+      </w:r>
+      <w:proofErr w:type="spellEnd"/>
+      <w:r>
+        <w:rPr>
+          <w:rFonts w:ascii="Courier New" w:eastAsia="Times New Roman" w:hAnsi="Courier New" w:cs="Courier New"/>
+          <w:color w:val="000000"/>
+          <w:sz w:val="28"/>
+          <w:szCs w:val="28"/>
+          <w:lang w:eastAsia="tr-TR"/>
+        </w:rPr>
+        <w:t xml:space="preserve"> </w:t>
       </w:r>
       <w:proofErr w:type="spellStart"/>
       <w:r>
@@ -10051,7 +10935,6 @@
           <w:szCs w:val="28"/>
           <w:lang w:eastAsia="tr-TR"/>
         </w:rPr>
-        <w:lastRenderedPageBreak/>
         <w:t>Example</w:t>
       </w:r>
       <w:proofErr w:type="spellEnd"/>
@@ -11508,7 +12391,6 @@
           <w:szCs w:val="28"/>
           <w:lang w:eastAsia="tr-TR"/>
         </w:rPr>
-        <w:lastRenderedPageBreak/>
         <w:t xml:space="preserve">Popular </w:t>
       </w:r>
       <w:proofErr w:type="spellStart"/>
@@ -11651,7 +12533,29 @@
           <w:szCs w:val="28"/>
           <w:lang w:eastAsia="tr-TR"/>
         </w:rPr>
-        <w:t xml:space="preserve"> default:</w:t>
+        <w:t xml:space="preserve"> </w:t>
+      </w:r>
+      <w:proofErr w:type="spellStart"/>
+      <w:r>
+        <w:rPr>
+          <w:rFonts w:ascii="Courier New" w:eastAsia="Times New Roman" w:hAnsi="Courier New" w:cs="Courier New"/>
+          <w:color w:val="000000"/>
+          <w:sz w:val="28"/>
+          <w:szCs w:val="28"/>
+          <w:lang w:eastAsia="tr-TR"/>
+        </w:rPr>
+        <w:t>default</w:t>
+      </w:r>
+      <w:proofErr w:type="spellEnd"/>
+      <w:r>
+        <w:rPr>
+          <w:rFonts w:ascii="Courier New" w:eastAsia="Times New Roman" w:hAnsi="Courier New" w:cs="Courier New"/>
+          <w:color w:val="000000"/>
+          <w:sz w:val="28"/>
+          <w:szCs w:val="28"/>
+          <w:lang w:eastAsia="tr-TR"/>
+        </w:rPr>
+        <w:t>:</w:t>
       </w:r>
     </w:p>
     <w:p>
@@ -12541,7 +13445,6 @@
           <w:szCs w:val="28"/>
           <w:lang w:eastAsia="tr-TR"/>
         </w:rPr>
-        <w:lastRenderedPageBreak/>
         <w:t>rs.close</w:t>
       </w:r>
       <w:proofErr w:type="spellEnd"/>
@@ -13375,7 +14278,6 @@
         </w:rPr>
         <w:t xml:space="preserve">JPA (Java </w:t>
       </w:r>
-      <w:proofErr w:type="spellStart"/>
       <w:r>
         <w:rPr>
           <w:rFonts w:ascii="Courier New" w:eastAsia="Times New Roman" w:hAnsi="Courier New" w:cs="Courier New"/>
@@ -13385,11 +14287,10 @@
           <w:kern w:val="36"/>
           <w:sz w:val="40"/>
           <w:szCs w:val="40"/>
-          <w:lang w:eastAsia="tr-TR"/>
+          <w:lang w:val="en-US" w:eastAsia="tr-TR"/>
         </w:rPr>
         <w:t>Persistence</w:t>
       </w:r>
-      <w:proofErr w:type="spellEnd"/>
       <w:r>
         <w:rPr>
           <w:rFonts w:ascii="Courier New" w:eastAsia="Times New Roman" w:hAnsi="Courier New" w:cs="Courier New"/>
@@ -13916,7 +14817,6 @@
           <w:szCs w:val="28"/>
           <w:lang w:eastAsia="tr-TR"/>
         </w:rPr>
-        <w:lastRenderedPageBreak/>
         <w:t>EclipseLink</w:t>
       </w:r>
       <w:proofErr w:type="spellEnd"/>
@@ -14306,7 +15206,29 @@
           <w:szCs w:val="28"/>
           <w:lang w:eastAsia="tr-TR"/>
         </w:rPr>
-        <w:t xml:space="preserve">Database → Relational </w:t>
+        <w:t xml:space="preserve">Database → </w:t>
+      </w:r>
+      <w:proofErr w:type="spellStart"/>
+      <w:r>
+        <w:rPr>
+          <w:rFonts w:ascii="Courier New" w:eastAsia="Times New Roman" w:hAnsi="Courier New" w:cs="Courier New"/>
+          <w:color w:val="000000"/>
+          <w:sz w:val="28"/>
+          <w:szCs w:val="28"/>
+          <w:lang w:eastAsia="tr-TR"/>
+        </w:rPr>
+        <w:t>Relational</w:t>
+      </w:r>
+      <w:proofErr w:type="spellEnd"/>
+      <w:r>
+        <w:rPr>
+          <w:rFonts w:ascii="Courier New" w:eastAsia="Times New Roman" w:hAnsi="Courier New" w:cs="Courier New"/>
+          <w:color w:val="000000"/>
+          <w:sz w:val="28"/>
+          <w:szCs w:val="28"/>
+          <w:lang w:eastAsia="tr-TR"/>
+        </w:rPr>
+        <w:t xml:space="preserve"> </w:t>
       </w:r>
       <w:proofErr w:type="spellStart"/>
       <w:r>
@@ -14446,7 +15368,29 @@
           <w:szCs w:val="28"/>
           <w:lang w:eastAsia="tr-TR"/>
         </w:rPr>
-        <w:t xml:space="preserve"> Relational Model</w:t>
+        <w:t xml:space="preserve"> </w:t>
+      </w:r>
+      <w:proofErr w:type="spellStart"/>
+      <w:r>
+        <w:rPr>
+          <w:rFonts w:ascii="Courier New" w:eastAsia="Times New Roman" w:hAnsi="Courier New" w:cs="Courier New"/>
+          <w:color w:val="000000"/>
+          <w:sz w:val="28"/>
+          <w:szCs w:val="28"/>
+          <w:lang w:eastAsia="tr-TR"/>
+        </w:rPr>
+        <w:t>Relational</w:t>
+      </w:r>
+      <w:proofErr w:type="spellEnd"/>
+      <w:r>
+        <w:rPr>
+          <w:rFonts w:ascii="Courier New" w:eastAsia="Times New Roman" w:hAnsi="Courier New" w:cs="Courier New"/>
+          <w:color w:val="000000"/>
+          <w:sz w:val="28"/>
+          <w:szCs w:val="28"/>
+          <w:lang w:eastAsia="tr-TR"/>
+        </w:rPr>
+        <w:t xml:space="preserve"> Model</w:t>
       </w:r>
     </w:p>
     <w:p>
@@ -14930,7 +15874,6 @@
           <w:szCs w:val="28"/>
           <w:lang w:eastAsia="tr-TR"/>
         </w:rPr>
-        <w:lastRenderedPageBreak/>
         <w:t>↓</w:t>
       </w:r>
     </w:p>
@@ -15165,7 +16108,33 @@
           <w:szCs w:val="28"/>
           <w:lang w:eastAsia="tr-TR"/>
         </w:rPr>
-        <w:t xml:space="preserve">Java class </w:t>
+        <w:t xml:space="preserve">Java </w:t>
+      </w:r>
+      <w:proofErr w:type="spellStart"/>
+      <w:r>
+        <w:rPr>
+          <w:rFonts w:ascii="Courier New" w:eastAsia="Times New Roman" w:hAnsi="Courier New" w:cs="Courier New"/>
+          <w:b/>
+          <w:bCs/>
+          <w:color w:val="000000"/>
+          <w:sz w:val="28"/>
+          <w:szCs w:val="28"/>
+          <w:lang w:eastAsia="tr-TR"/>
+        </w:rPr>
+        <w:t>class</w:t>
+      </w:r>
+      <w:proofErr w:type="spellEnd"/>
+      <w:r>
+        <w:rPr>
+          <w:rFonts w:ascii="Courier New" w:eastAsia="Times New Roman" w:hAnsi="Courier New" w:cs="Courier New"/>
+          <w:b/>
+          <w:bCs/>
+          <w:color w:val="000000"/>
+          <w:sz w:val="28"/>
+          <w:szCs w:val="28"/>
+          <w:lang w:eastAsia="tr-TR"/>
+        </w:rPr>
+        <w:t xml:space="preserve"> </w:t>
       </w:r>
       <w:proofErr w:type="spellStart"/>
       <w:r>
@@ -15343,7 +16312,29 @@
           <w:szCs w:val="28"/>
           <w:lang w:eastAsia="tr-TR"/>
         </w:rPr>
-        <w:t>@Table(name="</w:t>
+        <w:t>@</w:t>
+      </w:r>
+      <w:proofErr w:type="spellStart"/>
+      <w:r>
+        <w:rPr>
+          <w:rFonts w:ascii="Courier New" w:eastAsia="Times New Roman" w:hAnsi="Courier New" w:cs="Courier New"/>
+          <w:color w:val="000000"/>
+          <w:sz w:val="28"/>
+          <w:szCs w:val="28"/>
+          <w:lang w:eastAsia="tr-TR"/>
+        </w:rPr>
+        <w:t>Table</w:t>
+      </w:r>
+      <w:proofErr w:type="spellEnd"/>
+      <w:r>
+        <w:rPr>
+          <w:rFonts w:ascii="Courier New" w:eastAsia="Times New Roman" w:hAnsi="Courier New" w:cs="Courier New"/>
+          <w:color w:val="000000"/>
+          <w:sz w:val="28"/>
+          <w:szCs w:val="28"/>
+          <w:lang w:eastAsia="tr-TR"/>
+        </w:rPr>
+        <w:t>(name="</w:t>
       </w:r>
       <w:proofErr w:type="spellStart"/>
       <w:r>
@@ -15398,7 +16389,29 @@
           <w:szCs w:val="28"/>
           <w:lang w:eastAsia="tr-TR"/>
         </w:rPr>
-        <w:t xml:space="preserve"> class </w:t>
+        <w:t xml:space="preserve"> </w:t>
+      </w:r>
+      <w:proofErr w:type="spellStart"/>
+      <w:r>
+        <w:rPr>
+          <w:rFonts w:ascii="Courier New" w:eastAsia="Times New Roman" w:hAnsi="Courier New" w:cs="Courier New"/>
+          <w:color w:val="000000"/>
+          <w:sz w:val="28"/>
+          <w:szCs w:val="28"/>
+          <w:lang w:eastAsia="tr-TR"/>
+        </w:rPr>
+        <w:t>class</w:t>
+      </w:r>
+      <w:proofErr w:type="spellEnd"/>
+      <w:r>
+        <w:rPr>
+          <w:rFonts w:ascii="Courier New" w:eastAsia="Times New Roman" w:hAnsi="Courier New" w:cs="Courier New"/>
+          <w:color w:val="000000"/>
+          <w:sz w:val="28"/>
+          <w:szCs w:val="28"/>
+          <w:lang w:eastAsia="tr-TR"/>
+        </w:rPr>
+        <w:t xml:space="preserve"> </w:t>
       </w:r>
       <w:proofErr w:type="spellStart"/>
       <w:r>
@@ -15977,7 +16990,6 @@
           <w:szCs w:val="28"/>
           <w:lang w:eastAsia="tr-TR"/>
         </w:rPr>
-        <w:lastRenderedPageBreak/>
         <w:t>@Entity</w:t>
       </w:r>
     </w:p>
@@ -16314,7 +17326,29 @@
           <w:szCs w:val="28"/>
           <w:lang w:eastAsia="tr-TR"/>
         </w:rPr>
-        <w:t xml:space="preserve"> object not </w:t>
+        <w:t xml:space="preserve"> </w:t>
+      </w:r>
+      <w:proofErr w:type="spellStart"/>
+      <w:r>
+        <w:rPr>
+          <w:rFonts w:ascii="Courier New" w:eastAsia="Times New Roman" w:hAnsi="Courier New" w:cs="Courier New"/>
+          <w:color w:val="000000"/>
+          <w:sz w:val="28"/>
+          <w:szCs w:val="28"/>
+          <w:lang w:eastAsia="tr-TR"/>
+        </w:rPr>
+        <w:t>object</w:t>
+      </w:r>
+      <w:proofErr w:type="spellEnd"/>
+      <w:r>
+        <w:rPr>
+          <w:rFonts w:ascii="Courier New" w:eastAsia="Times New Roman" w:hAnsi="Courier New" w:cs="Courier New"/>
+          <w:color w:val="000000"/>
+          <w:sz w:val="28"/>
+          <w:szCs w:val="28"/>
+          <w:lang w:eastAsia="tr-TR"/>
+        </w:rPr>
+        <w:t xml:space="preserve"> not </w:t>
       </w:r>
       <w:proofErr w:type="spellStart"/>
       <w:r>
@@ -16717,7 +17751,29 @@
           <w:szCs w:val="28"/>
           <w:lang w:eastAsia="tr-TR"/>
         </w:rPr>
-        <w:t xml:space="preserve"> in JPA and </w:t>
+        <w:t xml:space="preserve"> in JPA </w:t>
+      </w:r>
+      <w:proofErr w:type="spellStart"/>
+      <w:r>
+        <w:rPr>
+          <w:rFonts w:ascii="Courier New" w:eastAsia="Times New Roman" w:hAnsi="Courier New" w:cs="Courier New"/>
+          <w:color w:val="000000"/>
+          <w:sz w:val="28"/>
+          <w:szCs w:val="28"/>
+          <w:lang w:eastAsia="tr-TR"/>
+        </w:rPr>
+        <w:t>and</w:t>
+      </w:r>
+      <w:proofErr w:type="spellEnd"/>
+      <w:r>
+        <w:rPr>
+          <w:rFonts w:ascii="Courier New" w:eastAsia="Times New Roman" w:hAnsi="Courier New" w:cs="Courier New"/>
+          <w:color w:val="000000"/>
+          <w:sz w:val="28"/>
+          <w:szCs w:val="28"/>
+          <w:lang w:eastAsia="tr-TR"/>
+        </w:rPr>
+        <w:t xml:space="preserve"> </w:t>
       </w:r>
       <w:proofErr w:type="spellStart"/>
       <w:r>
@@ -17045,7 +18101,6 @@
           <w:szCs w:val="36"/>
           <w:lang w:eastAsia="tr-TR"/>
         </w:rPr>
-        <w:lastRenderedPageBreak/>
         <w:t>Persistence</w:t>
       </w:r>
       <w:proofErr w:type="spellEnd"/>
@@ -18004,17 +19059,6 @@
         <w:t>LazyInitializationException</w:t>
       </w:r>
       <w:proofErr w:type="spellEnd"/>
-    </w:p>
-    <w:p>
-      <w:pPr>
-        <w:spacing w:after="0" w:line="240" w:lineRule="auto"/>
-        <w:rPr>
-          <w:rFonts w:ascii="Times New Roman" w:eastAsia="Times New Roman" w:hAnsi="Times New Roman" w:cs="Times New Roman"/>
-          <w:sz w:val="24"/>
-          <w:szCs w:val="24"/>
-          <w:lang w:eastAsia="tr-TR"/>
-        </w:rPr>
-      </w:pPr>
     </w:p>
     <w:p>
       <w:pPr>
@@ -18030,7 +19074,6 @@
           <w:lang w:eastAsia="tr-TR"/>
         </w:rPr>
       </w:pPr>
-      <w:proofErr w:type="spellStart"/>
       <w:r>
         <w:rPr>
           <w:rFonts w:ascii="Courier New" w:eastAsia="Times New Roman" w:hAnsi="Courier New" w:cs="Courier New"/>
@@ -18040,11 +19083,12 @@
           <w:kern w:val="36"/>
           <w:sz w:val="46"/>
           <w:szCs w:val="46"/>
-          <w:lang w:eastAsia="tr-TR"/>
+          <w:lang w:val="en-US" w:eastAsia="tr-TR"/>
         </w:rPr>
         <w:t>Hibernate</w:t>
       </w:r>
-      <w:proofErr w:type="spellEnd"/>
+      <w:bookmarkStart w:id="0" w:name="_GoBack"/>
+      <w:bookmarkEnd w:id="0"/>
     </w:p>
     <w:p>
       <w:pPr>
@@ -18352,7 +19396,6 @@
           <w:szCs w:val="36"/>
           <w:lang w:eastAsia="tr-TR"/>
         </w:rPr>
-        <w:lastRenderedPageBreak/>
         <w:t>Hibernate</w:t>
       </w:r>
       <w:proofErr w:type="spellEnd"/>
@@ -18505,15 +19548,27 @@
           <w:lang w:eastAsia="tr-TR"/>
         </w:rPr>
       </w:pPr>
-      <w:r>
-        <w:rPr>
-          <w:rFonts w:ascii="Courier New" w:eastAsia="Times New Roman" w:hAnsi="Courier New" w:cs="Courier New"/>
-          <w:color w:val="000000"/>
-          <w:sz w:val="28"/>
-          <w:szCs w:val="28"/>
-          <w:lang w:eastAsia="tr-TR"/>
-        </w:rPr>
-        <w:t xml:space="preserve">entity </w:t>
+      <w:proofErr w:type="spellStart"/>
+      <w:r>
+        <w:rPr>
+          <w:rFonts w:ascii="Courier New" w:eastAsia="Times New Roman" w:hAnsi="Courier New" w:cs="Courier New"/>
+          <w:color w:val="000000"/>
+          <w:sz w:val="28"/>
+          <w:szCs w:val="28"/>
+          <w:lang w:eastAsia="tr-TR"/>
+        </w:rPr>
+        <w:t>entity</w:t>
+      </w:r>
+      <w:proofErr w:type="spellEnd"/>
+      <w:r>
+        <w:rPr>
+          <w:rFonts w:ascii="Courier New" w:eastAsia="Times New Roman" w:hAnsi="Courier New" w:cs="Courier New"/>
+          <w:color w:val="000000"/>
+          <w:sz w:val="28"/>
+          <w:szCs w:val="28"/>
+          <w:lang w:eastAsia="tr-TR"/>
+        </w:rPr>
+        <w:t xml:space="preserve"> </w:t>
       </w:r>
       <w:proofErr w:type="spellStart"/>
       <w:r>
@@ -18591,7 +19646,33 @@
           <w:szCs w:val="28"/>
           <w:lang w:eastAsia="tr-TR"/>
         </w:rPr>
-        <w:t xml:space="preserve"> object.</w:t>
+        <w:t xml:space="preserve"> </w:t>
+      </w:r>
+      <w:proofErr w:type="spellStart"/>
+      <w:r>
+        <w:rPr>
+          <w:rFonts w:ascii="Courier New" w:eastAsia="Times New Roman" w:hAnsi="Courier New" w:cs="Courier New"/>
+          <w:b/>
+          <w:bCs/>
+          <w:color w:val="000000"/>
+          <w:sz w:val="28"/>
+          <w:szCs w:val="28"/>
+          <w:lang w:eastAsia="tr-TR"/>
+        </w:rPr>
+        <w:t>object</w:t>
+      </w:r>
+      <w:proofErr w:type="spellEnd"/>
+      <w:r>
+        <w:rPr>
+          <w:rFonts w:ascii="Courier New" w:eastAsia="Times New Roman" w:hAnsi="Courier New" w:cs="Courier New"/>
+          <w:b/>
+          <w:bCs/>
+          <w:color w:val="000000"/>
+          <w:sz w:val="28"/>
+          <w:szCs w:val="28"/>
+          <w:lang w:eastAsia="tr-TR"/>
+        </w:rPr>
+        <w:t>.</w:t>
       </w:r>
     </w:p>
     <w:p>
@@ -19139,7 +20220,33 @@
           <w:szCs w:val="28"/>
           <w:lang w:eastAsia="tr-TR"/>
         </w:rPr>
-        <w:t xml:space="preserve"> commit </w:t>
+        <w:t xml:space="preserve"> </w:t>
+      </w:r>
+      <w:proofErr w:type="spellStart"/>
+      <w:r>
+        <w:rPr>
+          <w:rFonts w:ascii="Courier New" w:eastAsia="Times New Roman" w:hAnsi="Courier New" w:cs="Courier New"/>
+          <w:b/>
+          <w:bCs/>
+          <w:color w:val="000000"/>
+          <w:sz w:val="28"/>
+          <w:szCs w:val="28"/>
+          <w:lang w:eastAsia="tr-TR"/>
+        </w:rPr>
+        <w:t>commit</w:t>
+      </w:r>
+      <w:proofErr w:type="spellEnd"/>
+      <w:r>
+        <w:rPr>
+          <w:rFonts w:ascii="Courier New" w:eastAsia="Times New Roman" w:hAnsi="Courier New" w:cs="Courier New"/>
+          <w:b/>
+          <w:bCs/>
+          <w:color w:val="000000"/>
+          <w:sz w:val="28"/>
+          <w:szCs w:val="28"/>
+          <w:lang w:eastAsia="tr-TR"/>
+        </w:rPr>
+        <w:t xml:space="preserve"> </w:t>
       </w:r>
       <w:proofErr w:type="spellStart"/>
       <w:r>
@@ -19726,7 +20833,6 @@
           <w:szCs w:val="36"/>
           <w:lang w:eastAsia="tr-TR"/>
         </w:rPr>
-        <w:lastRenderedPageBreak/>
         <w:t>Hibernate</w:t>
       </w:r>
       <w:proofErr w:type="spellEnd"/>
@@ -19853,7 +20959,29 @@
           <w:szCs w:val="28"/>
           <w:lang w:eastAsia="tr-TR"/>
         </w:rPr>
-        <w:t xml:space="preserve"> and </w:t>
+        <w:t xml:space="preserve"> </w:t>
+      </w:r>
+      <w:proofErr w:type="spellStart"/>
+      <w:r>
+        <w:rPr>
+          <w:rFonts w:ascii="Courier New" w:eastAsia="Times New Roman" w:hAnsi="Courier New" w:cs="Courier New"/>
+          <w:color w:val="000000"/>
+          <w:sz w:val="28"/>
+          <w:szCs w:val="28"/>
+          <w:lang w:eastAsia="tr-TR"/>
+        </w:rPr>
+        <w:t>and</w:t>
+      </w:r>
+      <w:proofErr w:type="spellEnd"/>
+      <w:r>
+        <w:rPr>
+          <w:rFonts w:ascii="Courier New" w:eastAsia="Times New Roman" w:hAnsi="Courier New" w:cs="Courier New"/>
+          <w:color w:val="000000"/>
+          <w:sz w:val="28"/>
+          <w:szCs w:val="28"/>
+          <w:lang w:eastAsia="tr-TR"/>
+        </w:rPr>
+        <w:t xml:space="preserve"> </w:t>
       </w:r>
       <w:proofErr w:type="spellStart"/>
       <w:r>
@@ -19897,7 +21025,29 @@
           <w:szCs w:val="28"/>
           <w:lang w:eastAsia="tr-TR"/>
         </w:rPr>
-        <w:t xml:space="preserve"> default.</w:t>
+        <w:t xml:space="preserve"> </w:t>
+      </w:r>
+      <w:proofErr w:type="spellStart"/>
+      <w:r>
+        <w:rPr>
+          <w:rFonts w:ascii="Courier New" w:eastAsia="Times New Roman" w:hAnsi="Courier New" w:cs="Courier New"/>
+          <w:color w:val="000000"/>
+          <w:sz w:val="28"/>
+          <w:szCs w:val="28"/>
+          <w:lang w:eastAsia="tr-TR"/>
+        </w:rPr>
+        <w:t>default</w:t>
+      </w:r>
+      <w:proofErr w:type="spellEnd"/>
+      <w:r>
+        <w:rPr>
+          <w:rFonts w:ascii="Courier New" w:eastAsia="Times New Roman" w:hAnsi="Courier New" w:cs="Courier New"/>
+          <w:color w:val="000000"/>
+          <w:sz w:val="28"/>
+          <w:szCs w:val="28"/>
+          <w:lang w:eastAsia="tr-TR"/>
+        </w:rPr>
+        <w:t>.</w:t>
       </w:r>
     </w:p>
     <w:p>
@@ -20471,17 +21621,31 @@
         </w:rPr>
         <w:t xml:space="preserve"> </w:t>
       </w:r>
-      <w:r>
-        <w:rPr>
-          <w:rFonts w:ascii="Courier New" w:eastAsia="Times New Roman" w:hAnsi="Courier New" w:cs="Courier New"/>
-          <w:b/>
-          <w:bCs/>
-          <w:color w:val="000000"/>
-          <w:sz w:val="28"/>
-          <w:szCs w:val="28"/>
-          <w:lang w:eastAsia="tr-TR"/>
-        </w:rPr>
-        <w:t xml:space="preserve">entity </w:t>
+      <w:proofErr w:type="spellStart"/>
+      <w:r>
+        <w:rPr>
+          <w:rFonts w:ascii="Courier New" w:eastAsia="Times New Roman" w:hAnsi="Courier New" w:cs="Courier New"/>
+          <w:b/>
+          <w:bCs/>
+          <w:color w:val="000000"/>
+          <w:sz w:val="28"/>
+          <w:szCs w:val="28"/>
+          <w:lang w:eastAsia="tr-TR"/>
+        </w:rPr>
+        <w:t>entity</w:t>
+      </w:r>
+      <w:proofErr w:type="spellEnd"/>
+      <w:r>
+        <w:rPr>
+          <w:rFonts w:ascii="Courier New" w:eastAsia="Times New Roman" w:hAnsi="Courier New" w:cs="Courier New"/>
+          <w:b/>
+          <w:bCs/>
+          <w:color w:val="000000"/>
+          <w:sz w:val="28"/>
+          <w:szCs w:val="28"/>
+          <w:lang w:eastAsia="tr-TR"/>
+        </w:rPr>
+        <w:t xml:space="preserve"> </w:t>
       </w:r>
       <w:proofErr w:type="spellStart"/>
       <w:r>
@@ -20533,7 +21697,33 @@
           <w:szCs w:val="28"/>
           <w:lang w:eastAsia="tr-TR"/>
         </w:rPr>
-        <w:t xml:space="preserve"> of table </w:t>
+        <w:t xml:space="preserve"> of </w:t>
+      </w:r>
+      <w:proofErr w:type="spellStart"/>
+      <w:r>
+        <w:rPr>
+          <w:rFonts w:ascii="Courier New" w:eastAsia="Times New Roman" w:hAnsi="Courier New" w:cs="Courier New"/>
+          <w:b/>
+          <w:bCs/>
+          <w:color w:val="000000"/>
+          <w:sz w:val="28"/>
+          <w:szCs w:val="28"/>
+          <w:lang w:eastAsia="tr-TR"/>
+        </w:rPr>
+        <w:t>table</w:t>
+      </w:r>
+      <w:proofErr w:type="spellEnd"/>
+      <w:r>
+        <w:rPr>
+          <w:rFonts w:ascii="Courier New" w:eastAsia="Times New Roman" w:hAnsi="Courier New" w:cs="Courier New"/>
+          <w:b/>
+          <w:bCs/>
+          <w:color w:val="000000"/>
+          <w:sz w:val="28"/>
+          <w:szCs w:val="28"/>
+          <w:lang w:eastAsia="tr-TR"/>
+        </w:rPr>
+        <w:t xml:space="preserve"> </w:t>
       </w:r>
       <w:proofErr w:type="spellStart"/>
       <w:r>
@@ -20559,8 +21749,6 @@
         </w:rPr>
         <w:t>.</w:t>
       </w:r>
-      <w:bookmarkStart w:id="0" w:name="_GoBack"/>
-      <w:bookmarkEnd w:id="0"/>
     </w:p>
     <w:sectPr>
       <w:pgSz w:w="11906" w:h="16838"/>
@@ -22829,6 +24017,36 @@
       <w:lang w:eastAsia="tr-TR"/>
     </w:rPr>
   </w:style>
+  <w:style w:type="paragraph" w:styleId="BalonMetni">
+    <w:name w:val="Balloon Text"/>
+    <w:basedOn w:val="Normal"/>
+    <w:link w:val="BalonMetniChar"/>
+    <w:uiPriority w:val="99"/>
+    <w:semiHidden/>
+    <w:unhideWhenUsed/>
+    <w:rsid w:val="00AF3C72"/>
+    <w:pPr>
+      <w:spacing w:after="0" w:line="240" w:lineRule="auto"/>
+    </w:pPr>
+    <w:rPr>
+      <w:rFonts w:ascii="Segoe UI" w:hAnsi="Segoe UI" w:cs="Segoe UI"/>
+      <w:sz w:val="18"/>
+      <w:szCs w:val="18"/>
+    </w:rPr>
+  </w:style>
+  <w:style w:type="character" w:customStyle="1" w:styleId="BalonMetniChar">
+    <w:name w:val="Balon Metni Char"/>
+    <w:basedOn w:val="VarsaylanParagrafYazTipi"/>
+    <w:link w:val="BalonMetni"/>
+    <w:uiPriority w:val="99"/>
+    <w:semiHidden/>
+    <w:rsid w:val="00AF3C72"/>
+    <w:rPr>
+      <w:rFonts w:ascii="Segoe UI" w:hAnsi="Segoe UI" w:cs="Segoe UI"/>
+      <w:sz w:val="18"/>
+      <w:szCs w:val="18"/>
+    </w:rPr>
+  </w:style>
 </w:styles>
 </file>
 
